--- a/sds/SDS_Agentic_Accessibility_Auditor_v2.0.docx
+++ b/sds/SDS_Agentic_Accessibility_Auditor_v2.0.docx
@@ -501,6 +501,48 @@
           <w:p>
             <w:r>
               <w:t>Rules ownership → Salar + Noor + Ayesha (reviewed by all)</w:t>
+            </w:r>
+          </w:p>
+        </w:tc>
+      </w:tr>
+      <w:tr>
+        <w:tc>
+          <w:tcPr>
+            <w:tcW w:type="dxa" w:w="2160"/>
+          </w:tcPr>
+          <w:p>
+            <w:r>
+              <w:t>**2.5**</w:t>
+            </w:r>
+          </w:p>
+        </w:tc>
+        <w:tc>
+          <w:tcPr>
+            <w:tcW w:type="dxa" w:w="2160"/>
+          </w:tcPr>
+          <w:p>
+            <w:r>
+              <w:t>2026-07-13</w:t>
+            </w:r>
+          </w:p>
+        </w:tc>
+        <w:tc>
+          <w:tcPr>
+            <w:tcW w:type="dxa" w:w="2160"/>
+          </w:tcPr>
+          <w:p>
+            <w:r>
+              <w:t>Noor</w:t>
+            </w:r>
+          </w:p>
+        </w:tc>
+        <w:tc>
+          <w:tcPr>
+            <w:tcW w:type="dxa" w:w="2160"/>
+          </w:tcPr>
+          <w:p>
+            <w:r>
+              <w:t>Figma screenshots restored from formatted DOCX into `docs/assets/figma/`; DOCX export embeds images</w:t>
             </w:r>
           </w:p>
         </w:tc>
@@ -7395,7 +7437,7 @@
     </w:p>
     <w:p>
       <w:r>
-        <w:t xml:space="preserve">Visual source of truth: SRS Appendix F. Screenshots live in </w:t>
+        <w:t xml:space="preserve">Visual source of truth: SRS Appendix F. Screenshots were restored from the legacy formatted DOCX export into </w:t>
       </w:r>
       <w:r>
         <w:rPr>
@@ -7404,7 +7446,7 @@
         <w:t>docs/assets/figma/</w:t>
       </w:r>
       <w:r>
-        <w:t xml:space="preserve"> (same paths as SRS).</w:t>
+        <w:t xml:space="preserve"> and are embedded below for implementation reference.</w:t>
       </w:r>
     </w:p>
     <w:tbl>
@@ -7741,12 +7783,354 @@
     </w:tbl>
     <w:p>
       <w:r>
-        <w:t>![Sign Up and Log In — implementation reference](../docs/assets/figma/figma-01-signup-login.png)</w:t>
+        <w:rPr>
+          <w:i/>
+        </w:rPr>
+        <w:t>Sign Up and Log In — implementation reference</w:t>
       </w:r>
     </w:p>
     <w:p>
       <w:r>
-        <w:t>![Upload and Dashboard — implementation reference](../docs/assets/figma/figma-05-audit-complete-dashboard.png)</w:t>
+        <w:drawing>
+          <wp:inline xmlns:a="http://schemas.openxmlformats.org/drawingml/2006/main" xmlns:pic="http://schemas.openxmlformats.org/drawingml/2006/picture">
+            <wp:extent cx="5486400" cy="2196703"/>
+            <wp:docPr id="1" name="Picture 1"/>
+            <wp:cNvGraphicFramePr>
+              <a:graphicFrameLocks noChangeAspect="1"/>
+            </wp:cNvGraphicFramePr>
+            <a:graphic>
+              <a:graphicData uri="http://schemas.openxmlformats.org/drawingml/2006/picture">
+                <pic:pic>
+                  <pic:nvPicPr>
+                    <pic:cNvPr id="0" name="figma-01-signup-login.png"/>
+                    <pic:cNvPicPr/>
+                  </pic:nvPicPr>
+                  <pic:blipFill>
+                    <a:blip r:embed="rId9"/>
+                    <a:stretch>
+                      <a:fillRect/>
+                    </a:stretch>
+                  </pic:blipFill>
+                  <pic:spPr>
+                    <a:xfrm>
+                      <a:off x="0" y="0"/>
+                      <a:ext cx="5486400" cy="2196703"/>
+                    </a:xfrm>
+                    <a:prstGeom prst="rect"/>
+                  </pic:spPr>
+                </pic:pic>
+              </a:graphicData>
+            </a:graphic>
+          </wp:inline>
+        </w:drawing>
+      </w:r>
+    </w:p>
+    <w:p>
+      <w:r>
+        <w:rPr>
+          <w:i/>
+        </w:rPr>
+        <w:t>Forgot Password and Verify Code — implementation reference</w:t>
+      </w:r>
+    </w:p>
+    <w:p>
+      <w:r>
+        <w:drawing>
+          <wp:inline xmlns:a="http://schemas.openxmlformats.org/drawingml/2006/main" xmlns:pic="http://schemas.openxmlformats.org/drawingml/2006/picture">
+            <wp:extent cx="5486400" cy="2384227"/>
+            <wp:docPr id="2" name="Picture 2"/>
+            <wp:cNvGraphicFramePr>
+              <a:graphicFrameLocks noChangeAspect="1"/>
+            </wp:cNvGraphicFramePr>
+            <a:graphic>
+              <a:graphicData uri="http://schemas.openxmlformats.org/drawingml/2006/picture">
+                <pic:pic>
+                  <pic:nvPicPr>
+                    <pic:cNvPr id="0" name="figma-02-forgot-verify-otp.png"/>
+                    <pic:cNvPicPr/>
+                  </pic:nvPicPr>
+                  <pic:blipFill>
+                    <a:blip r:embed="rId10"/>
+                    <a:stretch>
+                      <a:fillRect/>
+                    </a:stretch>
+                  </pic:blipFill>
+                  <pic:spPr>
+                    <a:xfrm>
+                      <a:off x="0" y="0"/>
+                      <a:ext cx="5486400" cy="2384227"/>
+                    </a:xfrm>
+                    <a:prstGeom prst="rect"/>
+                  </pic:spPr>
+                </pic:pic>
+              </a:graphicData>
+            </a:graphic>
+          </wp:inline>
+        </w:drawing>
+      </w:r>
+    </w:p>
+    <w:p>
+      <w:r>
+        <w:rPr>
+          <w:i/>
+        </w:rPr>
+        <w:t>Set Password and Password Reset Success — implementation reference</w:t>
+      </w:r>
+    </w:p>
+    <w:p>
+      <w:r>
+        <w:drawing>
+          <wp:inline xmlns:a="http://schemas.openxmlformats.org/drawingml/2006/main" xmlns:pic="http://schemas.openxmlformats.org/drawingml/2006/picture">
+            <wp:extent cx="5486400" cy="2218134"/>
+            <wp:docPr id="3" name="Picture 3"/>
+            <wp:cNvGraphicFramePr>
+              <a:graphicFrameLocks noChangeAspect="1"/>
+            </wp:cNvGraphicFramePr>
+            <a:graphic>
+              <a:graphicData uri="http://schemas.openxmlformats.org/drawingml/2006/picture">
+                <pic:pic>
+                  <pic:nvPicPr>
+                    <pic:cNvPr id="0" name="figma-03-reset-password-success.png"/>
+                    <pic:cNvPicPr/>
+                  </pic:nvPicPr>
+                  <pic:blipFill>
+                    <a:blip r:embed="rId11"/>
+                    <a:stretch>
+                      <a:fillRect/>
+                    </a:stretch>
+                  </pic:blipFill>
+                  <pic:spPr>
+                    <a:xfrm>
+                      <a:off x="0" y="0"/>
+                      <a:ext cx="5486400" cy="2218134"/>
+                    </a:xfrm>
+                    <a:prstGeom prst="rect"/>
+                  </pic:spPr>
+                </pic:pic>
+              </a:graphicData>
+            </a:graphic>
+          </wp:inline>
+        </w:drawing>
+      </w:r>
+    </w:p>
+    <w:p>
+      <w:r>
+        <w:rPr>
+          <w:i/>
+        </w:rPr>
+        <w:t>Upload screen — implementation reference</w:t>
+      </w:r>
+    </w:p>
+    <w:p>
+      <w:r>
+        <w:drawing>
+          <wp:inline xmlns:a="http://schemas.openxmlformats.org/drawingml/2006/main" xmlns:pic="http://schemas.openxmlformats.org/drawingml/2006/picture">
+            <wp:extent cx="5486400" cy="7197301"/>
+            <wp:docPr id="4" name="Picture 4"/>
+            <wp:cNvGraphicFramePr>
+              <a:graphicFrameLocks noChangeAspect="1"/>
+            </wp:cNvGraphicFramePr>
+            <a:graphic>
+              <a:graphicData uri="http://schemas.openxmlformats.org/drawingml/2006/picture">
+                <pic:pic>
+                  <pic:nvPicPr>
+                    <pic:cNvPr id="0" name="figma-04-upload-progress-states.png"/>
+                    <pic:cNvPicPr/>
+                  </pic:nvPicPr>
+                  <pic:blipFill>
+                    <a:blip r:embed="rId12"/>
+                    <a:stretch>
+                      <a:fillRect/>
+                    </a:stretch>
+                  </pic:blipFill>
+                  <pic:spPr>
+                    <a:xfrm>
+                      <a:off x="0" y="0"/>
+                      <a:ext cx="5486400" cy="7197301"/>
+                    </a:xfrm>
+                    <a:prstGeom prst="rect"/>
+                  </pic:spPr>
+                </pic:pic>
+              </a:graphicData>
+            </a:graphic>
+          </wp:inline>
+        </w:drawing>
+      </w:r>
+    </w:p>
+    <w:p>
+      <w:r>
+        <w:rPr>
+          <w:i/>
+        </w:rPr>
+        <w:t>Files Matched modal — implementation reference</w:t>
+      </w:r>
+    </w:p>
+    <w:p>
+      <w:r>
+        <w:drawing>
+          <wp:inline xmlns:a="http://schemas.openxmlformats.org/drawingml/2006/main" xmlns:pic="http://schemas.openxmlformats.org/drawingml/2006/picture">
+            <wp:extent cx="5486400" cy="2185988"/>
+            <wp:docPr id="5" name="Picture 5"/>
+            <wp:cNvGraphicFramePr>
+              <a:graphicFrameLocks noChangeAspect="1"/>
+            </wp:cNvGraphicFramePr>
+            <a:graphic>
+              <a:graphicData uri="http://schemas.openxmlformats.org/drawingml/2006/picture">
+                <pic:pic>
+                  <pic:nvPicPr>
+                    <pic:cNvPr id="0" name="figma-08-upload-files-matched.png"/>
+                    <pic:cNvPicPr/>
+                  </pic:nvPicPr>
+                  <pic:blipFill>
+                    <a:blip r:embed="rId13"/>
+                    <a:stretch>
+                      <a:fillRect/>
+                    </a:stretch>
+                  </pic:blipFill>
+                  <pic:spPr>
+                    <a:xfrm>
+                      <a:off x="0" y="0"/>
+                      <a:ext cx="5486400" cy="2185988"/>
+                    </a:xfrm>
+                    <a:prstGeom prst="rect"/>
+                  </pic:spPr>
+                </pic:pic>
+              </a:graphicData>
+            </a:graphic>
+          </wp:inline>
+        </w:drawing>
+      </w:r>
+    </w:p>
+    <w:p>
+      <w:r>
+        <w:rPr>
+          <w:i/>
+        </w:rPr>
+        <w:t>Audit Complete modal and Issues Dashboard — implementation reference</w:t>
+      </w:r>
+    </w:p>
+    <w:p>
+      <w:r>
+        <w:drawing>
+          <wp:inline xmlns:a="http://schemas.openxmlformats.org/drawingml/2006/main" xmlns:pic="http://schemas.openxmlformats.org/drawingml/2006/picture">
+            <wp:extent cx="5486400" cy="7109595"/>
+            <wp:docPr id="6" name="Picture 6"/>
+            <wp:cNvGraphicFramePr>
+              <a:graphicFrameLocks noChangeAspect="1"/>
+            </wp:cNvGraphicFramePr>
+            <a:graphic>
+              <a:graphicData uri="http://schemas.openxmlformats.org/drawingml/2006/picture">
+                <pic:pic>
+                  <pic:nvPicPr>
+                    <pic:cNvPr id="0" name="figma-05-audit-complete-dashboard.png"/>
+                    <pic:cNvPicPr/>
+                  </pic:nvPicPr>
+                  <pic:blipFill>
+                    <a:blip r:embed="rId14"/>
+                    <a:stretch>
+                      <a:fillRect/>
+                    </a:stretch>
+                  </pic:blipFill>
+                  <pic:spPr>
+                    <a:xfrm>
+                      <a:off x="0" y="0"/>
+                      <a:ext cx="5486400" cy="7109595"/>
+                    </a:xfrm>
+                    <a:prstGeom prst="rect"/>
+                  </pic:spPr>
+                </pic:pic>
+              </a:graphicData>
+            </a:graphic>
+          </wp:inline>
+        </w:drawing>
+      </w:r>
+    </w:p>
+    <w:p>
+      <w:r>
+        <w:rPr>
+          <w:i/>
+        </w:rPr>
+        <w:t>Issue Detail drawer and Audit Report — implementation reference</w:t>
+      </w:r>
+    </w:p>
+    <w:p>
+      <w:r>
+        <w:drawing>
+          <wp:inline xmlns:a="http://schemas.openxmlformats.org/drawingml/2006/main" xmlns:pic="http://schemas.openxmlformats.org/drawingml/2006/picture">
+            <wp:extent cx="5486400" cy="6115507"/>
+            <wp:docPr id="7" name="Picture 7"/>
+            <wp:cNvGraphicFramePr>
+              <a:graphicFrameLocks noChangeAspect="1"/>
+            </wp:cNvGraphicFramePr>
+            <a:graphic>
+              <a:graphicData uri="http://schemas.openxmlformats.org/drawingml/2006/picture">
+                <pic:pic>
+                  <pic:nvPicPr>
+                    <pic:cNvPr id="0" name="figma-06-dashboard-detail-report.png"/>
+                    <pic:cNvPicPr/>
+                  </pic:nvPicPr>
+                  <pic:blipFill>
+                    <a:blip r:embed="rId15"/>
+                    <a:stretch>
+                      <a:fillRect/>
+                    </a:stretch>
+                  </pic:blipFill>
+                  <pic:spPr>
+                    <a:xfrm>
+                      <a:off x="0" y="0"/>
+                      <a:ext cx="5486400" cy="6115507"/>
+                    </a:xfrm>
+                    <a:prstGeom prst="rect"/>
+                  </pic:spPr>
+                </pic:pic>
+              </a:graphicData>
+            </a:graphic>
+          </wp:inline>
+        </w:drawing>
+      </w:r>
+    </w:p>
+    <w:p>
+      <w:r>
+        <w:rPr>
+          <w:i/>
+        </w:rPr>
+        <w:t>Generate Report modal and PDF layout — implementation reference</w:t>
+      </w:r>
+    </w:p>
+    <w:p>
+      <w:r>
+        <w:drawing>
+          <wp:inline xmlns:a="http://schemas.openxmlformats.org/drawingml/2006/main" xmlns:pic="http://schemas.openxmlformats.org/drawingml/2006/picture">
+            <wp:extent cx="5486400" cy="5924251"/>
+            <wp:docPr id="8" name="Picture 8"/>
+            <wp:cNvGraphicFramePr>
+              <a:graphicFrameLocks noChangeAspect="1"/>
+            </wp:cNvGraphicFramePr>
+            <a:graphic>
+              <a:graphicData uri="http://schemas.openxmlformats.org/drawingml/2006/picture">
+                <pic:pic>
+                  <pic:nvPicPr>
+                    <pic:cNvPr id="0" name="figma-07-generate-report-modal-pdf.png"/>
+                    <pic:cNvPicPr/>
+                  </pic:nvPicPr>
+                  <pic:blipFill>
+                    <a:blip r:embed="rId16"/>
+                    <a:stretch>
+                      <a:fillRect/>
+                    </a:stretch>
+                  </pic:blipFill>
+                  <pic:spPr>
+                    <a:xfrm>
+                      <a:off x="0" y="0"/>
+                      <a:ext cx="5486400" cy="5924251"/>
+                    </a:xfrm>
+                    <a:prstGeom prst="rect"/>
+                  </pic:spPr>
+                </pic:pic>
+              </a:graphicData>
+            </a:graphic>
+          </wp:inline>
+        </w:drawing>
       </w:r>
     </w:p>
     <w:p>

--- a/sds/SDS_Agentic_Accessibility_Auditor_v2.0.docx
+++ b/sds/SDS_Agentic_Accessibility_Auditor_v2.0.docx
@@ -543,6 +543,48 @@
           <w:p>
             <w:r>
               <w:t>Figma screenshots restored from formatted DOCX into `docs/assets/figma/`; DOCX export embeds images</w:t>
+            </w:r>
+          </w:p>
+        </w:tc>
+      </w:tr>
+      <w:tr>
+        <w:tc>
+          <w:tcPr>
+            <w:tcW w:type="dxa" w:w="2160"/>
+          </w:tcPr>
+          <w:p>
+            <w:r>
+              <w:t>**2.6**</w:t>
+            </w:r>
+          </w:p>
+        </w:tc>
+        <w:tc>
+          <w:tcPr>
+            <w:tcW w:type="dxa" w:w="2160"/>
+          </w:tcPr>
+          <w:p>
+            <w:r>
+              <w:t>2026-07-14</w:t>
+            </w:r>
+          </w:p>
+        </w:tc>
+        <w:tc>
+          <w:tcPr>
+            <w:tcW w:type="dxa" w:w="2160"/>
+          </w:tcPr>
+          <w:p>
+            <w:r>
+              <w:t>Noor</w:t>
+            </w:r>
+          </w:p>
+        </w:tc>
+        <w:tc>
+          <w:tcPr>
+            <w:tcW w:type="dxa" w:w="2160"/>
+          </w:tcPr>
+          <w:p>
+            <w:r>
+              <w:t>`POST /audit` requires `screenshot` + `xml`; server-side pair validation; tests updated</w:t>
             </w:r>
           </w:p>
         </w:tc>
@@ -5567,7 +5609,7 @@
           </w:tcPr>
           <w:p>
             <w:r>
-              <w:t>Upload XML (multipart field `xml`); optional `use_llm` query; start pipeline</w:t>
+              <w:t>Upload **screenshot + XML** (`multipart`: `screenshot`, `xml`); validates PNG/JPG + matching pair; optional `use_llm` query; start pipeline</w:t>
             </w:r>
           </w:p>
         </w:tc>
@@ -5938,7 +5980,7 @@
         <w:t>multipart/form-data</w:t>
       </w:r>
       <w:r>
-        <w:t xml:space="preserve"> — </w:t>
+        <w:t xml:space="preserve"> — required fields </w:t>
       </w:r>
       <w:r>
         <w:rPr>
@@ -5947,7 +5989,7 @@
         <w:t>screenshot</w:t>
       </w:r>
       <w:r>
-        <w:t xml:space="preserve">, </w:t>
+        <w:t xml:space="preserve"> (PNG/JPG), </w:t>
       </w:r>
       <w:r>
         <w:rPr>
@@ -5955,13 +5997,34 @@
         </w:rPr>
         <w:t>xml</w:t>
       </w:r>
+      <w:r>
+        <w:t xml:space="preserve"> (.xml). Filenames must match as a pair (same stem, or shared numeric ID with matching prefix — mirrors </w:t>
+      </w:r>
+      <w:r>
+        <w:rPr>
+          <w:rFonts w:ascii="Consolas" w:hAnsi="Consolas"/>
+        </w:rPr>
+        <w:t>filesMatch()</w:t>
+      </w:r>
+      <w:r>
+        <w:t xml:space="preserve"> in </w:t>
+      </w:r>
+      <w:r>
+        <w:rPr>
+          <w:rFonts w:ascii="Consolas" w:hAnsi="Consolas"/>
+        </w:rPr>
+        <w:t>Upload.jsx</w:t>
+      </w:r>
+      <w:r>
+        <w:t>).</w:t>
+      </w:r>
     </w:p>
     <w:p>
       <w:r>
         <w:rPr>
           <w:b/>
         </w:rPr>
-        <w:t>Response 201:</w:t>
+        <w:t>Response 202:</w:t>
       </w:r>
     </w:p>
     <w:p>
@@ -5974,13 +6037,47 @@
         <w:br/>
         <w:t xml:space="preserve">  "audit_id": "a1b2c3d4",</w:t>
         <w:br/>
-        <w:t xml:space="preserve">  "record_id": "rec_xyz789",</w:t>
-        <w:br/>
-        <w:t xml:space="preserve">  "status": "pending",</w:t>
-        <w:br/>
-        <w:t xml:space="preserve">  "screen_id": "screen_014"</w:t>
+        <w:t xml:space="preserve">  "status": "complete"</w:t>
         <w:br/>
         <w:t>}</w:t>
+      </w:r>
+    </w:p>
+    <w:p>
+      <w:r>
+        <w:rPr>
+          <w:b/>
+        </w:rPr>
+        <w:t>Errors:</w:t>
+      </w:r>
+      <w:r>
+        <w:t xml:space="preserve"> </w:t>
+      </w:r>
+      <w:r>
+        <w:rPr>
+          <w:rFonts w:ascii="Consolas" w:hAnsi="Consolas"/>
+        </w:rPr>
+        <w:t>422</w:t>
+      </w:r>
+      <w:r>
+        <w:t xml:space="preserve"> if </w:t>
+      </w:r>
+      <w:r>
+        <w:rPr>
+          <w:rFonts w:ascii="Consolas" w:hAnsi="Consolas"/>
+        </w:rPr>
+        <w:t>screenshot</w:t>
+      </w:r>
+      <w:r>
+        <w:t xml:space="preserve"> missing; </w:t>
+      </w:r>
+      <w:r>
+        <w:rPr>
+          <w:rFonts w:ascii="Consolas" w:hAnsi="Consolas"/>
+        </w:rPr>
+        <w:t>400</w:t>
+      </w:r>
+      <w:r>
+        <w:t xml:space="preserve"> if invalid image type, non-XML upload, or filename pair mismatch.</w:t>
       </w:r>
     </w:p>
     <w:p>

--- a/sds/SDS_Agentic_Accessibility_Auditor_v2.0.docx
+++ b/sds/SDS_Agentic_Accessibility_Auditor_v2.0.docx
@@ -75,7 +75,7 @@
           </w:tcPr>
           <w:p>
             <w:r>
-              <w:t>2.2</w:t>
+              <w:t>2.7</w:t>
             </w:r>
           </w:p>
         </w:tc>
@@ -589,6 +589,48 @@
           </w:p>
         </w:tc>
       </w:tr>
+      <w:tr>
+        <w:tc>
+          <w:tcPr>
+            <w:tcW w:type="dxa" w:w="2160"/>
+          </w:tcPr>
+          <w:p>
+            <w:r>
+              <w:t>**2.7**</w:t>
+            </w:r>
+          </w:p>
+        </w:tc>
+        <w:tc>
+          <w:tcPr>
+            <w:tcW w:type="dxa" w:w="2160"/>
+          </w:tcPr>
+          <w:p>
+            <w:r>
+              <w:t>2026-07-15</w:t>
+            </w:r>
+          </w:p>
+        </w:tc>
+        <w:tc>
+          <w:tcPr>
+            <w:tcW w:type="dxa" w:w="2160"/>
+          </w:tcPr>
+          <w:p>
+            <w:r>
+              <w:t>Noor</w:t>
+            </w:r>
+          </w:p>
+        </w:tc>
+        <w:tc>
+          <w:tcPr>
+            <w:tcW w:type="dxa" w:w="2160"/>
+          </w:tcPr>
+          <w:p>
+            <w:r>
+              <w:t>Week 6: JWT auth + records routers synced from Salar; Records UI live; eval sheet (40 stratified-random); validation logs; `.gitignore` from Salar</w:t>
+            </w:r>
+          </w:p>
+        </w:tc>
+      </w:tr>
     </w:tbl>
     <w:p>
       <w:pPr>
@@ -1441,7 +1483,7 @@
           </w:tcPr>
           <w:p>
             <w:r>
-              <w:t>`scripts/validate_output.py`, `scripts/noor_week3_validate.py`, `scripts/noor_week4_validate.py`, `scripts/noor_week5_validate.py`, `scripts/masc_parse_signoff.py`</w:t>
+              <w:t>`scripts/validate_output.py`, `scripts/noor_week3_validate.py`, `scripts/noor_week4_validate.py`, `scripts/noor_week5_validate.py`, `scripts/noor_week6_validate.py`, `scripts/masc_parse_signoff.py`</w:t>
             </w:r>
           </w:p>
         </w:tc>
@@ -1503,7 +1545,7 @@
           </w:tcPr>
           <w:p>
             <w:r>
-              <w:t>**Partial** (violations + report + download; no auth/records)</w:t>
+              <w:t>**Done** (paired upload + violations + report + download)</w:t>
             </w:r>
           </w:p>
         </w:tc>
@@ -1515,7 +1557,7 @@
           </w:tcPr>
           <w:p>
             <w:r>
-              <w:t>Rule engine</w:t>
+              <w:t>Auth (JWT)</w:t>
             </w:r>
           </w:p>
         </w:tc>
@@ -1525,7 +1567,7 @@
           </w:tcPr>
           <w:p>
             <w:r>
-              <w:t>`src/rules.py`</w:t>
+              <w:t>`backend/auth.py`, `backend/routers/auth_router.py`</w:t>
             </w:r>
           </w:p>
         </w:tc>
@@ -1535,7 +1577,7 @@
           </w:tcPr>
           <w:p>
             <w:r>
-              <w:t>Salar + Noor + Ayesha</w:t>
+              <w:t>Salar</w:t>
             </w:r>
           </w:p>
         </w:tc>
@@ -1545,7 +1587,7 @@
           </w:tcPr>
           <w:p>
             <w:r>
-              <w:t>**Done** (R01–R30; reviewed by all)</w:t>
+              <w:t>**Done** (synced to `noor` Week 6)</w:t>
             </w:r>
           </w:p>
         </w:tc>
@@ -1557,7 +1599,7 @@
           </w:tcPr>
           <w:p>
             <w:r>
-              <w:t>Agent layer</w:t>
+              <w:t>Records API</w:t>
             </w:r>
           </w:p>
         </w:tc>
@@ -1567,7 +1609,7 @@
           </w:tcPr>
           <w:p>
             <w:r>
-              <w:t>`src/agent.py`, `src/explainer.py`, `src/llm_providers.py`</w:t>
+              <w:t>`backend/routers/records_router.py`</w:t>
             </w:r>
           </w:p>
         </w:tc>
@@ -1577,7 +1619,7 @@
           </w:tcPr>
           <w:p>
             <w:r>
-              <w:t>Noor</w:t>
+              <w:t>Salar / Noor</w:t>
             </w:r>
           </w:p>
         </w:tc>
@@ -1587,7 +1629,7 @@
           </w:tcPr>
           <w:p>
             <w:r>
-              <w:t>**Done** (API-wired; template + live LLM)</w:t>
+              <w:t>**Done** (list/create/get/delete + score/filename fields)</w:t>
             </w:r>
           </w:p>
         </w:tc>
@@ -1599,7 +1641,7 @@
           </w:tcPr>
           <w:p>
             <w:r>
-              <w:t>Report generator</w:t>
+              <w:t>Rule engine</w:t>
             </w:r>
           </w:p>
         </w:tc>
@@ -1609,7 +1651,7 @@
           </w:tcPr>
           <w:p>
             <w:r>
-              <w:t>`src/report.py`</w:t>
+              <w:t>`src/rules.py`</w:t>
             </w:r>
           </w:p>
         </w:tc>
@@ -1619,7 +1661,7 @@
           </w:tcPr>
           <w:p>
             <w:r>
-              <w:t>Noor</w:t>
+              <w:t>Salar + Noor + Ayesha</w:t>
             </w:r>
           </w:p>
         </w:tc>
@@ -1629,7 +1671,7 @@
           </w:tcPr>
           <w:p>
             <w:r>
-              <w:t>**Done** (Jinja2 HTML + PIL + Playwright PDF)</w:t>
+              <w:t>**Done** (R01–R30; reviewed by all)</w:t>
             </w:r>
           </w:p>
         </w:tc>
@@ -1641,7 +1683,7 @@
           </w:tcPr>
           <w:p>
             <w:r>
-              <w:t>Axion React UI</w:t>
+              <w:t>Agent layer</w:t>
             </w:r>
           </w:p>
         </w:tc>
@@ -1651,7 +1693,7 @@
           </w:tcPr>
           <w:p>
             <w:r>
-              <w:t>`frontend/`</w:t>
+              <w:t>`src/agent.py`, `src/explainer.py`, `src/llm_providers.py`</w:t>
             </w:r>
           </w:p>
         </w:tc>
@@ -1661,7 +1703,7 @@
           </w:tcPr>
           <w:p>
             <w:r>
-              <w:t>Ayesha</w:t>
+              <w:t>Noor</w:t>
             </w:r>
           </w:p>
         </w:tc>
@@ -1671,7 +1713,7 @@
           </w:tcPr>
           <w:p>
             <w:r>
-              <w:t>**Partial** (Upload/Dashboard/Report wired; Records mock)</w:t>
+              <w:t>**Done** (API-wired; template + live LLM)</w:t>
             </w:r>
           </w:p>
         </w:tc>
@@ -1683,6 +1725,90 @@
           </w:tcPr>
           <w:p>
             <w:r>
+              <w:t>Report generator</w:t>
+            </w:r>
+          </w:p>
+        </w:tc>
+        <w:tc>
+          <w:tcPr>
+            <w:tcW w:type="dxa" w:w="2160"/>
+          </w:tcPr>
+          <w:p>
+            <w:r>
+              <w:t>`src/report.py`</w:t>
+            </w:r>
+          </w:p>
+        </w:tc>
+        <w:tc>
+          <w:tcPr>
+            <w:tcW w:type="dxa" w:w="2160"/>
+          </w:tcPr>
+          <w:p>
+            <w:r>
+              <w:t>Noor</w:t>
+            </w:r>
+          </w:p>
+        </w:tc>
+        <w:tc>
+          <w:tcPr>
+            <w:tcW w:type="dxa" w:w="2160"/>
+          </w:tcPr>
+          <w:p>
+            <w:r>
+              <w:t>**Done** (Jinja2 HTML + PIL + Playwright PDF)</w:t>
+            </w:r>
+          </w:p>
+        </w:tc>
+      </w:tr>
+      <w:tr>
+        <w:tc>
+          <w:tcPr>
+            <w:tcW w:type="dxa" w:w="2160"/>
+          </w:tcPr>
+          <w:p>
+            <w:r>
+              <w:t>Axion React UI</w:t>
+            </w:r>
+          </w:p>
+        </w:tc>
+        <w:tc>
+          <w:tcPr>
+            <w:tcW w:type="dxa" w:w="2160"/>
+          </w:tcPr>
+          <w:p>
+            <w:r>
+              <w:t>`frontend/`</w:t>
+            </w:r>
+          </w:p>
+        </w:tc>
+        <w:tc>
+          <w:tcPr>
+            <w:tcW w:type="dxa" w:w="2160"/>
+          </w:tcPr>
+          <w:p>
+            <w:r>
+              <w:t>Ayesha / Salar</w:t>
+            </w:r>
+          </w:p>
+        </w:tc>
+        <w:tc>
+          <w:tcPr>
+            <w:tcW w:type="dxa" w:w="2160"/>
+          </w:tcPr>
+          <w:p>
+            <w:r>
+              <w:t>**Done** for MVP screens (Upload/Dashboard/Report/Records/Login; OTP stretch)</w:t>
+            </w:r>
+          </w:p>
+        </w:tc>
+      </w:tr>
+      <w:tr>
+        <w:tc>
+          <w:tcPr>
+            <w:tcW w:type="dxa" w:w="2160"/>
+          </w:tcPr>
+          <w:p>
+            <w:r>
               <w:t>pytest suite</w:t>
             </w:r>
           </w:p>
@@ -1693,7 +1819,7 @@
           </w:tcPr>
           <w:p>
             <w:r>
-              <w:t>`tests/`</w:t>
+              <w:t>`tests/`, `backend/tests/`</w:t>
             </w:r>
           </w:p>
         </w:tc>
@@ -1713,7 +1839,7 @@
           </w:tcPr>
           <w:p>
             <w:r>
-              <w:t>**Done** (120 tests)</w:t>
+              <w:t>**Done** (120+ tests; auth suite added)</w:t>
             </w:r>
           </w:p>
         </w:tc>
@@ -5833,7 +5959,7 @@
           </w:tcPr>
           <w:p>
             <w:r>
-              <w:t>GET</w:t>
+              <w:t>POST</w:t>
             </w:r>
           </w:p>
         </w:tc>
@@ -5853,7 +5979,7 @@
           </w:tcPr>
           <w:p>
             <w:r>
-              <w:t>List current user's audits</w:t>
+              <w:t>Create record for current user (JWT) — optional `accessibility_score`, `screenshot_name`, `xml_name`</w:t>
             </w:r>
           </w:p>
         </w:tc>
@@ -5875,7 +6001,7 @@
           </w:tcPr>
           <w:p>
             <w:r>
-              <w:t>`/records/{record_id}`</w:t>
+              <w:t>`/records`</w:t>
             </w:r>
           </w:p>
         </w:tc>
@@ -5885,7 +6011,7 @@
           </w:tcPr>
           <w:p>
             <w:r>
-              <w:t>Record detail + artefact paths</w:t>
+              <w:t>List current user's audits</w:t>
             </w:r>
           </w:p>
         </w:tc>
@@ -5907,7 +6033,7 @@
           </w:tcPr>
           <w:p>
             <w:r>
-              <w:t>`/records/{record_id}/download?format=html\</w:t>
+              <w:t>`/records/{record_id}`</w:t>
             </w:r>
           </w:p>
         </w:tc>
@@ -5917,7 +6043,7 @@
           </w:tcPr>
           <w:p>
             <w:r>
-              <w:t>pdf`</w:t>
+              <w:t>Record detail + artefact paths</w:t>
             </w:r>
           </w:p>
         </w:tc>
@@ -5929,6 +6055,38 @@
           </w:tcPr>
           <w:p>
             <w:r>
+              <w:t>GET</w:t>
+            </w:r>
+          </w:p>
+        </w:tc>
+        <w:tc>
+          <w:tcPr>
+            <w:tcW w:type="dxa" w:w="2880"/>
+          </w:tcPr>
+          <w:p>
+            <w:r>
+              <w:t>`/records/{record_id}/report`</w:t>
+            </w:r>
+          </w:p>
+        </w:tc>
+        <w:tc>
+          <w:tcPr>
+            <w:tcW w:type="dxa" w:w="2880"/>
+          </w:tcPr>
+          <w:p>
+            <w:r>
+              <w:t>Re-open persisted `outputs/reports/{screen_id}_report.json`</w:t>
+            </w:r>
+          </w:p>
+        </w:tc>
+      </w:tr>
+      <w:tr>
+        <w:tc>
+          <w:tcPr>
+            <w:tcW w:type="dxa" w:w="2880"/>
+          </w:tcPr>
+          <w:p>
+            <w:r>
               <w:t>DELETE</w:t>
             </w:r>
           </w:p>
@@ -5949,12 +6107,53 @@
           </w:tcPr>
           <w:p>
             <w:r>
-              <w:t>Delete record (Stretch)</w:t>
+              <w:t>Delete record</w:t>
             </w:r>
           </w:p>
         </w:tc>
       </w:tr>
     </w:tbl>
+    <w:p>
+      <w:r>
+        <w:t xml:space="preserve">Auth endpoints (implemented Week 6 on </w:t>
+      </w:r>
+      <w:r>
+        <w:rPr>
+          <w:rFonts w:ascii="Consolas" w:hAnsi="Consolas"/>
+        </w:rPr>
+        <w:t>noor</w:t>
+      </w:r>
+      <w:r>
+        <w:t xml:space="preserve">): </w:t>
+      </w:r>
+      <w:r>
+        <w:rPr>
+          <w:rFonts w:ascii="Consolas" w:hAnsi="Consolas"/>
+        </w:rPr>
+        <w:t>POST /auth/register</w:t>
+      </w:r>
+      <w:r>
+        <w:t xml:space="preserve">, </w:t>
+      </w:r>
+      <w:r>
+        <w:rPr>
+          <w:rFonts w:ascii="Consolas" w:hAnsi="Consolas"/>
+        </w:rPr>
+        <w:t>POST /auth/login</w:t>
+      </w:r>
+      <w:r>
+        <w:t xml:space="preserve">, </w:t>
+      </w:r>
+      <w:r>
+        <w:rPr>
+          <w:rFonts w:ascii="Consolas" w:hAnsi="Consolas"/>
+        </w:rPr>
+        <w:t>GET /auth/me</w:t>
+      </w:r>
+      <w:r>
+        <w:t xml:space="preserve"> (OTP/forgot-password remain stretch).</w:t>
+      </w:r>
+    </w:p>
     <w:p>
       <w:pPr>
         <w:pStyle w:val="Heading3"/>
@@ -6133,27 +6332,37 @@
         </w:rPr>
         <w:t>{</w:t>
         <w:br/>
-        <w:t xml:space="preserve">  "user_id": "u_001",</w:t>
-        <w:br/>
         <w:t xml:space="preserve">  "records": [</w:t>
         <w:br/>
         <w:t xml:space="preserve">    {</w:t>
         <w:br/>
-        <w:t xml:space="preserve">      "record_id": "rec_xyz789",</w:t>
+        <w:t xml:space="preserve">      "record_id": "8d3b7853-2aab-4f1a-8fc3-8a7cc9e20baa",</w:t>
         <w:br/>
-        <w:t xml:space="preserve">      "screen_id": "screen_014",</w:t>
+        <w:t xml:space="preserve">      "user_id": "…",</w:t>
         <w:br/>
-        <w:t xml:space="preserve">      "score": 78,</w:t>
+        <w:t xml:space="preserve">      "screen_id": "week6_smoke",</w:t>
         <w:br/>
-        <w:t xml:space="preserve">      "total_issues": 7,</w:t>
+        <w:t xml:space="preserve">      "created_at": "2026-07-15T00:00:00+00:00",</w:t>
         <w:br/>
-        <w:t xml:space="preserve">      "severity_summary": {"critical": 4, "high": 3, "medium": 0, "low": 0},</w:t>
+        <w:t xml:space="preserve">      "total_violations": 2,</w:t>
         <w:br/>
-        <w:t xml:space="preserve">      "created_at": "2026-07-01T12:00:00Z"</w:t>
+        <w:t xml:space="preserve">      "violations_by_severity": {"High": 1, "Medium": 1, "Low": 0},</w:t>
+        <w:br/>
+        <w:t xml:space="preserve">      "components_path": "",</w:t>
+        <w:br/>
+        <w:t xml:space="preserve">      "violations_path": "outputs/violations/week6_smoke_violations.json",</w:t>
+        <w:br/>
+        <w:t xml:space="preserve">      "accessibility_score": 85,</w:t>
+        <w:br/>
+        <w:t xml:space="preserve">      "screenshot_name": "week6_smoke.png",</w:t>
+        <w:br/>
+        <w:t xml:space="preserve">      "xml_name": "week6_smoke.xml"</w:t>
         <w:br/>
         <w:t xml:space="preserve">    }</w:t>
         <w:br/>
-        <w:t xml:space="preserve">  ]</w:t>
+        <w:t xml:space="preserve">  ],</w:t>
+        <w:br/>
+        <w:t xml:space="preserve">  "total": 1</w:t>
         <w:br/>
         <w:t>}</w:t>
       </w:r>
@@ -10247,7 +10456,7 @@
           </w:tcPr>
           <w:p>
             <w:r>
-              <w:t>Violations + report + download API (**Partial** — no auth/records persistence)</w:t>
+              <w:t>Violations + report + download API (**Done**)</w:t>
             </w:r>
           </w:p>
         </w:tc>
@@ -10259,7 +10468,7 @@
           </w:tcPr>
           <w:p>
             <w:r>
-              <w:t>`backend/routers/`</w:t>
+              <w:t>`backend/auth.py` / `routers/auth_router.py`</w:t>
             </w:r>
           </w:p>
         </w:tc>
@@ -10269,7 +10478,7 @@
           </w:tcPr>
           <w:p>
             <w:r>
-              <w:t>Auth, records (planned)</w:t>
+              <w:t>JWT register/login/me (**Done** — Salar, synced Week 6)</w:t>
             </w:r>
           </w:p>
         </w:tc>
@@ -10281,7 +10490,7 @@
           </w:tcPr>
           <w:p>
             <w:r>
-              <w:t>`scripts/noor_week3_validate.py`</w:t>
+              <w:t>`backend/routers/records_router.py`</w:t>
             </w:r>
           </w:p>
         </w:tc>
@@ -10291,7 +10500,7 @@
           </w:tcPr>
           <w:p>
             <w:r>
-              <w:t>Week 3 validation pipeline</w:t>
+              <w:t>Per-user records CRUD + report reopen (**Done**)</w:t>
             </w:r>
           </w:p>
         </w:tc>
@@ -10303,7 +10512,7 @@
           </w:tcPr>
           <w:p>
             <w:r>
-              <w:t>`scripts/noor_week4_validate.py`</w:t>
+              <w:t>`backend/routers/`</w:t>
             </w:r>
           </w:p>
         </w:tc>
@@ -10313,7 +10522,7 @@
           </w:tcPr>
           <w:p>
             <w:r>
-              <w:t>Week 4 agent + report API validation</w:t>
+              <w:t>Auth, records (planned)</w:t>
             </w:r>
           </w:p>
         </w:tc>
@@ -10325,7 +10534,7 @@
           </w:tcPr>
           <w:p>
             <w:r>
-              <w:t>`scripts/noor_week5_validate.py`</w:t>
+              <w:t>`scripts/noor_week3_validate.py`</w:t>
             </w:r>
           </w:p>
         </w:tc>
@@ -10335,7 +10544,7 @@
           </w:tcPr>
           <w:p>
             <w:r>
-              <w:t>Week 5 HTML/PDF + download validation</w:t>
+              <w:t>Week 3 validation pipeline</w:t>
             </w:r>
           </w:p>
         </w:tc>
@@ -10347,7 +10556,7 @@
           </w:tcPr>
           <w:p>
             <w:r>
-              <w:t>`scripts/masc_parse_signoff.py`</w:t>
+              <w:t>`scripts/noor_week4_validate.py`</w:t>
             </w:r>
           </w:p>
         </w:tc>
@@ -10357,7 +10566,7 @@
           </w:tcPr>
           <w:p>
             <w:r>
-              <w:t>MASC parse sign-off</w:t>
+              <w:t>Week 4 agent + report API validation</w:t>
             </w:r>
           </w:p>
         </w:tc>
@@ -10369,7 +10578,7 @@
           </w:tcPr>
           <w:p>
             <w:r>
-              <w:t>`scripts/run_explainer_sample.py`</w:t>
+              <w:t>`scripts/noor_week5_validate.py`</w:t>
             </w:r>
           </w:p>
         </w:tc>
@@ -10379,7 +10588,7 @@
           </w:tcPr>
           <w:p>
             <w:r>
-              <w:t>Stage 3 LLM sample runner</w:t>
+              <w:t>Week 5 HTML/PDF + download validation</w:t>
             </w:r>
           </w:p>
         </w:tc>
@@ -10391,7 +10600,7 @@
           </w:tcPr>
           <w:p>
             <w:r>
-              <w:t>`tests/test_parser.py`</w:t>
+              <w:t>`scripts/masc_parse_signoff.py`</w:t>
             </w:r>
           </w:p>
         </w:tc>
@@ -10401,7 +10610,7 @@
           </w:tcPr>
           <w:p>
             <w:r>
-              <w:t>Parser unit tests</w:t>
+              <w:t>MASC parse sign-off</w:t>
             </w:r>
           </w:p>
         </w:tc>
@@ -10413,7 +10622,7 @@
           </w:tcPr>
           <w:p>
             <w:r>
-              <w:t>`tests/test_rules.py`</w:t>
+              <w:t>`scripts/run_explainer_sample.py`</w:t>
             </w:r>
           </w:p>
         </w:tc>
@@ -10423,7 +10632,7 @@
           </w:tcPr>
           <w:p>
             <w:r>
-              <w:t>Rules R01–R30 unit tests</w:t>
+              <w:t>Stage 3 LLM sample runner</w:t>
             </w:r>
           </w:p>
         </w:tc>
@@ -10435,7 +10644,7 @@
           </w:tcPr>
           <w:p>
             <w:r>
-              <w:t>`tests/test_audit.py`</w:t>
+              <w:t>`tests/test_parser.py`</w:t>
             </w:r>
           </w:p>
         </w:tc>
@@ -10445,7 +10654,7 @@
           </w:tcPr>
           <w:p>
             <w:r>
-              <w:t>Audit API tests (violations + report + download)</w:t>
+              <w:t>Parser unit tests</w:t>
             </w:r>
           </w:p>
         </w:tc>
@@ -10457,7 +10666,7 @@
           </w:tcPr>
           <w:p>
             <w:r>
-              <w:t>`tests/test_report.py`</w:t>
+              <w:t>`tests/test_rules.py`</w:t>
             </w:r>
           </w:p>
         </w:tc>
@@ -10467,7 +10676,7 @@
           </w:tcPr>
           <w:p>
             <w:r>
-              <w:t>Report HTML/PDF export tests</w:t>
+              <w:t>Rules R01–R30 unit tests</w:t>
             </w:r>
           </w:p>
         </w:tc>
@@ -10479,7 +10688,7 @@
           </w:tcPr>
           <w:p>
             <w:r>
-              <w:t>`tests/test_explainer.py`</w:t>
+              <w:t>`tests/test_audit.py`</w:t>
             </w:r>
           </w:p>
         </w:tc>
@@ -10489,7 +10698,7 @@
           </w:tcPr>
           <w:p>
             <w:r>
-              <w:t>Explainer anti-hallucination tests</w:t>
+              <w:t>Audit API tests (violations + report + download)</w:t>
             </w:r>
           </w:p>
         </w:tc>
@@ -10501,6 +10710,50 @@
           </w:tcPr>
           <w:p>
             <w:r>
+              <w:t>`tests/test_report.py`</w:t>
+            </w:r>
+          </w:p>
+        </w:tc>
+        <w:tc>
+          <w:tcPr>
+            <w:tcW w:type="dxa" w:w="4320"/>
+          </w:tcPr>
+          <w:p>
+            <w:r>
+              <w:t>Report HTML/PDF export tests</w:t>
+            </w:r>
+          </w:p>
+        </w:tc>
+      </w:tr>
+      <w:tr>
+        <w:tc>
+          <w:tcPr>
+            <w:tcW w:type="dxa" w:w="4320"/>
+          </w:tcPr>
+          <w:p>
+            <w:r>
+              <w:t>`tests/test_explainer.py`</w:t>
+            </w:r>
+          </w:p>
+        </w:tc>
+        <w:tc>
+          <w:tcPr>
+            <w:tcW w:type="dxa" w:w="4320"/>
+          </w:tcPr>
+          <w:p>
+            <w:r>
+              <w:t>Explainer anti-hallucination tests</w:t>
+            </w:r>
+          </w:p>
+        </w:tc>
+      </w:tr>
+      <w:tr>
+        <w:tc>
+          <w:tcPr>
+            <w:tcW w:type="dxa" w:w="4320"/>
+          </w:tcPr>
+          <w:p>
+            <w:r>
               <w:t>`frontend/src/`</w:t>
             </w:r>
           </w:p>
@@ -10511,7 +10764,7 @@
           </w:tcPr>
           <w:p>
             <w:r>
-              <w:t>Axion React app (**Partial** — Upload/Dashboard/Report wired)</w:t>
+              <w:t>Axion React app (**Done** for Upload/Dashboard/Report/Records/Login; OTP flows stretch)</w:t>
             </w:r>
           </w:p>
         </w:tc>

--- a/sds/SDS_Agentic_Accessibility_Auditor_v2.0.docx
+++ b/sds/SDS_Agentic_Accessibility_Auditor_v2.0.docx
@@ -117,7 +117,7 @@
                 <w:b w:val="0"/>
                 <w:sz w:val="20"/>
               </w:rPr>
-              <w:t>2.9</w:t>
+              <w:t>2.10</w:t>
             </w:r>
           </w:p>
         </w:tc>
@@ -1473,6 +1473,152 @@
                 <w:sz w:val="20"/>
               </w:rPr>
               <w:t>; docker = backend+auditor; 146 tests; drop planned/stretch leftovers</w:t>
+            </w:r>
+          </w:p>
+        </w:tc>
+      </w:tr>
+      <w:tr>
+        <w:tc>
+          <w:tcPr>
+            <w:tcW w:type="dxa" w:w="2376"/>
+          </w:tcPr>
+          <w:p>
+            <w:pPr>
+              <w:spacing w:before="60" w:after="60"/>
+            </w:pPr>
+            <w:r/>
+            <w:r>
+              <w:rPr>
+                <w:rFonts w:ascii="Calibri" w:hAnsi="Calibri" w:eastAsia="Calibri"/>
+                <w:b/>
+                <w:sz w:val="20"/>
+              </w:rPr>
+              <w:t>2.10</w:t>
+            </w:r>
+          </w:p>
+        </w:tc>
+        <w:tc>
+          <w:tcPr>
+            <w:tcW w:type="dxa" w:w="2376"/>
+          </w:tcPr>
+          <w:p>
+            <w:pPr>
+              <w:spacing w:before="60" w:after="60"/>
+            </w:pPr>
+            <w:r/>
+            <w:r>
+              <w:rPr>
+                <w:rFonts w:ascii="Calibri" w:hAnsi="Calibri" w:eastAsia="Calibri"/>
+                <w:b w:val="0"/>
+                <w:sz w:val="20"/>
+              </w:rPr>
+              <w:t>2026-07-20</w:t>
+            </w:r>
+          </w:p>
+        </w:tc>
+        <w:tc>
+          <w:tcPr>
+            <w:tcW w:type="dxa" w:w="2376"/>
+          </w:tcPr>
+          <w:p>
+            <w:pPr>
+              <w:spacing w:before="60" w:after="60"/>
+            </w:pPr>
+            <w:r/>
+            <w:r>
+              <w:rPr>
+                <w:rFonts w:ascii="Calibri" w:hAnsi="Calibri" w:eastAsia="Calibri"/>
+                <w:b w:val="0"/>
+                <w:sz w:val="20"/>
+              </w:rPr>
+              <w:t>Noor</w:t>
+            </w:r>
+          </w:p>
+        </w:tc>
+        <w:tc>
+          <w:tcPr>
+            <w:tcW w:type="dxa" w:w="2376"/>
+          </w:tcPr>
+          <w:p>
+            <w:pPr>
+              <w:spacing w:before="60" w:after="60"/>
+            </w:pPr>
+            <w:r/>
+            <w:r>
+              <w:rPr>
+                <w:rFonts w:ascii="Calibri" w:hAnsi="Calibri" w:eastAsia="Calibri"/>
+                <w:b w:val="0"/>
+                <w:sz w:val="20"/>
+              </w:rPr>
+              <w:t>Week 7 QA scripts (</w:t>
+            </w:r>
+            <w:r>
+              <w:rPr>
+                <w:rFonts w:ascii="Consolas" w:hAnsi="Consolas" w:eastAsia="Consolas"/>
+                <w:b w:val="0"/>
+                <w:color w:val="1E3A5F"/>
+                <w:sz w:val="18"/>
+              </w:rPr>
+              <w:t>run_week7_eval_analysis.py</w:t>
+            </w:r>
+            <w:r>
+              <w:rPr>
+                <w:rFonts w:ascii="Calibri" w:hAnsi="Calibri" w:eastAsia="Calibri"/>
+                <w:b w:val="0"/>
+                <w:sz w:val="20"/>
+              </w:rPr>
+              <w:t xml:space="preserve">, </w:t>
+            </w:r>
+            <w:r>
+              <w:rPr>
+                <w:rFonts w:ascii="Consolas" w:hAnsi="Consolas" w:eastAsia="Consolas"/>
+                <w:b w:val="0"/>
+                <w:color w:val="1E3A5F"/>
+                <w:sz w:val="18"/>
+              </w:rPr>
+              <w:t>noor_week7_validate.py</w:t>
+            </w:r>
+            <w:r>
+              <w:rPr>
+                <w:rFonts w:ascii="Calibri" w:hAnsi="Calibri" w:eastAsia="Calibri"/>
+                <w:b w:val="0"/>
+                <w:sz w:val="20"/>
+              </w:rPr>
+              <w:t xml:space="preserve">); tracked outputs </w:t>
+            </w:r>
+            <w:r>
+              <w:rPr>
+                <w:rFonts w:ascii="Consolas" w:hAnsi="Consolas" w:eastAsia="Consolas"/>
+                <w:b w:val="0"/>
+                <w:color w:val="1E3A5F"/>
+                <w:sz w:val="18"/>
+              </w:rPr>
+              <w:t>outputs/week7_eval/</w:t>
+            </w:r>
+            <w:r>
+              <w:rPr>
+                <w:rFonts w:ascii="Calibri" w:hAnsi="Calibri" w:eastAsia="Calibri"/>
+                <w:b w:val="0"/>
+                <w:sz w:val="20"/>
+              </w:rPr>
+              <w:t>; Rico holdout script ready (</w:t>
+            </w:r>
+            <w:r>
+              <w:rPr>
+                <w:rFonts w:ascii="Consolas" w:hAnsi="Consolas" w:eastAsia="Consolas"/>
+                <w:b w:val="0"/>
+                <w:color w:val="1E3A5F"/>
+                <w:sz w:val="18"/>
+              </w:rPr>
+              <w:t>run_rico_holdout_eval.py</w:t>
+            </w:r>
+            <w:r>
+              <w:rPr>
+                <w:rFonts w:ascii="Calibri" w:hAnsi="Calibri" w:eastAsia="Calibri"/>
+                <w:b w:val="0"/>
+                <w:sz w:val="20"/>
+              </w:rPr>
+              <w:t>) — batch deferred</w:t>
             </w:r>
           </w:p>
         </w:tc>
@@ -21599,6 +21745,129 @@
                 <w:sz w:val="20"/>
               </w:rPr>
               <w:t>Week 6 auth/records + eval sheet validation</w:t>
+            </w:r>
+          </w:p>
+        </w:tc>
+      </w:tr>
+      <w:tr>
+        <w:tc>
+          <w:tcPr>
+            <w:tcW w:type="dxa" w:w="4752"/>
+          </w:tcPr>
+          <w:p>
+            <w:pPr>
+              <w:spacing w:before="60" w:after="60"/>
+            </w:pPr>
+            <w:r/>
+            <w:r>
+              <w:rPr>
+                <w:rFonts w:ascii="Consolas" w:hAnsi="Consolas" w:eastAsia="Consolas"/>
+                <w:b w:val="0"/>
+                <w:color w:val="1E3A5F"/>
+                <w:sz w:val="18"/>
+              </w:rPr>
+              <w:t>scripts/run_week7_eval_analysis.py</w:t>
+            </w:r>
+          </w:p>
+        </w:tc>
+        <w:tc>
+          <w:tcPr>
+            <w:tcW w:type="dxa" w:w="4752"/>
+          </w:tcPr>
+          <w:p>
+            <w:pPr>
+              <w:spacing w:before="60" w:after="60"/>
+            </w:pPr>
+            <w:r/>
+            <w:r>
+              <w:rPr>
+                <w:rFonts w:ascii="Calibri" w:hAnsi="Calibri" w:eastAsia="Calibri"/>
+                <w:b w:val="0"/>
+                <w:sz w:val="20"/>
+              </w:rPr>
+              <w:t>Week 7 MASC 40-screen rule/guideline QA analysis</w:t>
+            </w:r>
+          </w:p>
+        </w:tc>
+      </w:tr>
+      <w:tr>
+        <w:tc>
+          <w:tcPr>
+            <w:tcW w:type="dxa" w:w="4752"/>
+          </w:tcPr>
+          <w:p>
+            <w:pPr>
+              <w:spacing w:before="60" w:after="60"/>
+            </w:pPr>
+            <w:r/>
+            <w:r>
+              <w:rPr>
+                <w:rFonts w:ascii="Consolas" w:hAnsi="Consolas" w:eastAsia="Consolas"/>
+                <w:b w:val="0"/>
+                <w:color w:val="1E3A5F"/>
+                <w:sz w:val="18"/>
+              </w:rPr>
+              <w:t>scripts/noor_week7_validate.py</w:t>
+            </w:r>
+          </w:p>
+        </w:tc>
+        <w:tc>
+          <w:tcPr>
+            <w:tcW w:type="dxa" w:w="4752"/>
+          </w:tcPr>
+          <w:p>
+            <w:pPr>
+              <w:spacing w:before="60" w:after="60"/>
+            </w:pPr>
+            <w:r/>
+            <w:r>
+              <w:rPr>
+                <w:rFonts w:ascii="Calibri" w:hAnsi="Calibri" w:eastAsia="Calibri"/>
+                <w:b w:val="0"/>
+                <w:sz w:val="20"/>
+              </w:rPr>
+              <w:t>Week 7 eval + pytest + artifact checks + validation logs</w:t>
+            </w:r>
+          </w:p>
+        </w:tc>
+      </w:tr>
+      <w:tr>
+        <w:tc>
+          <w:tcPr>
+            <w:tcW w:type="dxa" w:w="4752"/>
+          </w:tcPr>
+          <w:p>
+            <w:pPr>
+              <w:spacing w:before="60" w:after="60"/>
+            </w:pPr>
+            <w:r/>
+            <w:r>
+              <w:rPr>
+                <w:rFonts w:ascii="Consolas" w:hAnsi="Consolas" w:eastAsia="Consolas"/>
+                <w:b w:val="0"/>
+                <w:color w:val="1E3A5F"/>
+                <w:sz w:val="18"/>
+              </w:rPr>
+              <w:t>scripts/run_rico_holdout_eval.py</w:t>
+            </w:r>
+          </w:p>
+        </w:tc>
+        <w:tc>
+          <w:tcPr>
+            <w:tcW w:type="dxa" w:w="4752"/>
+          </w:tcPr>
+          <w:p>
+            <w:pPr>
+              <w:spacing w:before="60" w:after="60"/>
+            </w:pPr>
+            <w:r/>
+            <w:r>
+              <w:rPr>
+                <w:rFonts w:ascii="Calibri" w:hAnsi="Calibri" w:eastAsia="Calibri"/>
+                <w:b w:val="0"/>
+                <w:sz w:val="20"/>
+              </w:rPr>
+              <w:t>Rico holdout batch eval (deferred; ready when dataset local)</w:t>
             </w:r>
           </w:p>
         </w:tc>

--- a/sds/SDS_Agentic_Accessibility_Auditor_v2.0.docx
+++ b/sds/SDS_Agentic_Accessibility_Auditor_v2.0.docx
@@ -117,7 +117,7 @@
                 <w:b w:val="0"/>
                 <w:sz w:val="20"/>
               </w:rPr>
-              <w:t>2.10</w:t>
+              <w:t>2.11</w:t>
             </w:r>
           </w:p>
         </w:tc>
@@ -1623,6 +1623,101 @@
           </w:p>
         </w:tc>
       </w:tr>
+      <w:tr>
+        <w:tc>
+          <w:tcPr>
+            <w:tcW w:type="dxa" w:w="2376"/>
+          </w:tcPr>
+          <w:p>
+            <w:pPr>
+              <w:spacing w:before="60" w:after="60"/>
+            </w:pPr>
+            <w:r/>
+            <w:r>
+              <w:rPr>
+                <w:rFonts w:ascii="Calibri" w:hAnsi="Calibri" w:eastAsia="Calibri"/>
+                <w:b/>
+                <w:sz w:val="20"/>
+              </w:rPr>
+              <w:t>2.11</w:t>
+            </w:r>
+          </w:p>
+        </w:tc>
+        <w:tc>
+          <w:tcPr>
+            <w:tcW w:type="dxa" w:w="2376"/>
+          </w:tcPr>
+          <w:p>
+            <w:pPr>
+              <w:spacing w:before="60" w:after="60"/>
+            </w:pPr>
+            <w:r/>
+            <w:r>
+              <w:rPr>
+                <w:rFonts w:ascii="Calibri" w:hAnsi="Calibri" w:eastAsia="Calibri"/>
+                <w:b w:val="0"/>
+                <w:sz w:val="20"/>
+              </w:rPr>
+              <w:t>2026-07-27</w:t>
+            </w:r>
+          </w:p>
+        </w:tc>
+        <w:tc>
+          <w:tcPr>
+            <w:tcW w:type="dxa" w:w="2376"/>
+          </w:tcPr>
+          <w:p>
+            <w:pPr>
+              <w:spacing w:before="60" w:after="60"/>
+            </w:pPr>
+            <w:r/>
+            <w:r>
+              <w:rPr>
+                <w:rFonts w:ascii="Calibri" w:hAnsi="Calibri" w:eastAsia="Calibri"/>
+                <w:b w:val="0"/>
+                <w:sz w:val="20"/>
+              </w:rPr>
+              <w:t>Noor</w:t>
+            </w:r>
+          </w:p>
+        </w:tc>
+        <w:tc>
+          <w:tcPr>
+            <w:tcW w:type="dxa" w:w="2376"/>
+          </w:tcPr>
+          <w:p>
+            <w:pPr>
+              <w:spacing w:before="60" w:after="60"/>
+            </w:pPr>
+            <w:r/>
+            <w:r>
+              <w:rPr>
+                <w:rFonts w:ascii="Calibri" w:hAnsi="Calibri" w:eastAsia="Calibri"/>
+                <w:b w:val="0"/>
+                <w:sz w:val="20"/>
+              </w:rPr>
+              <w:t xml:space="preserve">§3.6 added: YOLO UI-element detector module design (training config, dataset split, class taxonomy, results, </w:t>
+            </w:r>
+            <w:r>
+              <w:rPr>
+                <w:rFonts w:ascii="Consolas" w:hAnsi="Consolas" w:eastAsia="Consolas"/>
+                <w:b w:val="0"/>
+                <w:color w:val="1E3A5F"/>
+                <w:sz w:val="18"/>
+              </w:rPr>
+              <w:t>src/yolo_ui_detector.py</w:t>
+            </w:r>
+            <w:r>
+              <w:rPr>
+                <w:rFonts w:ascii="Calibri" w:hAnsi="Calibri" w:eastAsia="Calibri"/>
+                <w:b w:val="0"/>
+                <w:sz w:val="20"/>
+              </w:rPr>
+              <w:t>); Appendix B file map + §14 traceability updated; SRS FR-CV.4–7 cross-reference; Progress Report v1.22 artifact inventory sync</w:t>
+            </w:r>
+          </w:p>
+        </w:tc>
+      </w:tr>
     </w:tbl>
     <w:p/>
     <w:p>
@@ -4210,6 +4305,144 @@
                 <w:sz w:val="20"/>
               </w:rPr>
               <w:t xml:space="preserve"> collected; auth 22, rules 78, audit 9, …)</w:t>
+            </w:r>
+          </w:p>
+        </w:tc>
+      </w:tr>
+      <w:tr>
+        <w:tc>
+          <w:tcPr>
+            <w:tcW w:type="dxa" w:w="2376"/>
+          </w:tcPr>
+          <w:p>
+            <w:pPr>
+              <w:spacing w:before="60" w:after="60"/>
+            </w:pPr>
+            <w:r/>
+            <w:r>
+              <w:rPr>
+                <w:rFonts w:ascii="Calibri" w:hAnsi="Calibri" w:eastAsia="Calibri"/>
+                <w:b w:val="0"/>
+                <w:sz w:val="20"/>
+              </w:rPr>
+              <w:t>YOLO UI detector (screenshot-only fallback)</w:t>
+            </w:r>
+          </w:p>
+        </w:tc>
+        <w:tc>
+          <w:tcPr>
+            <w:tcW w:type="dxa" w:w="2376"/>
+          </w:tcPr>
+          <w:p>
+            <w:pPr>
+              <w:spacing w:before="60" w:after="60"/>
+            </w:pPr>
+            <w:r/>
+            <w:r>
+              <w:rPr>
+                <w:rFonts w:ascii="Consolas" w:hAnsi="Consolas" w:eastAsia="Consolas"/>
+                <w:b w:val="0"/>
+                <w:color w:val="1E3A5F"/>
+                <w:sz w:val="18"/>
+              </w:rPr>
+              <w:t>src/yolo_ui_detector.py</w:t>
+            </w:r>
+            <w:r>
+              <w:rPr>
+                <w:rFonts w:ascii="Calibri" w:hAnsi="Calibri" w:eastAsia="Calibri"/>
+                <w:b w:val="0"/>
+                <w:sz w:val="20"/>
+              </w:rPr>
+              <w:t xml:space="preserve">, </w:t>
+            </w:r>
+            <w:r>
+              <w:rPr>
+                <w:rFonts w:ascii="Consolas" w:hAnsi="Consolas" w:eastAsia="Consolas"/>
+                <w:b w:val="0"/>
+                <w:color w:val="1E3A5F"/>
+                <w:sz w:val="18"/>
+              </w:rPr>
+              <w:t>notebooks/train_yolo_ui_detector.ipynb</w:t>
+            </w:r>
+            <w:r>
+              <w:rPr>
+                <w:rFonts w:ascii="Calibri" w:hAnsi="Calibri" w:eastAsia="Calibri"/>
+                <w:b w:val="0"/>
+                <w:sz w:val="20"/>
+              </w:rPr>
+              <w:t xml:space="preserve">, </w:t>
+            </w:r>
+            <w:r>
+              <w:rPr>
+                <w:rFonts w:ascii="Consolas" w:hAnsi="Consolas" w:eastAsia="Consolas"/>
+                <w:b w:val="0"/>
+                <w:color w:val="1E3A5F"/>
+                <w:sz w:val="18"/>
+              </w:rPr>
+              <w:t>runs/</w:t>
+            </w:r>
+          </w:p>
+        </w:tc>
+        <w:tc>
+          <w:tcPr>
+            <w:tcW w:type="dxa" w:w="2376"/>
+          </w:tcPr>
+          <w:p>
+            <w:pPr>
+              <w:spacing w:before="60" w:after="60"/>
+            </w:pPr>
+            <w:r/>
+            <w:r>
+              <w:rPr>
+                <w:rFonts w:ascii="Calibri" w:hAnsi="Calibri" w:eastAsia="Calibri"/>
+                <w:b w:val="0"/>
+                <w:sz w:val="20"/>
+              </w:rPr>
+              <w:t>Salar (notebook) / Noor (Colab train)</w:t>
+            </w:r>
+          </w:p>
+        </w:tc>
+        <w:tc>
+          <w:tcPr>
+            <w:tcW w:type="dxa" w:w="2376"/>
+          </w:tcPr>
+          <w:p>
+            <w:pPr>
+              <w:spacing w:before="60" w:after="60"/>
+            </w:pPr>
+            <w:r/>
+            <w:r>
+              <w:rPr>
+                <w:rFonts w:ascii="Calibri" w:hAnsi="Calibri" w:eastAsia="Calibri"/>
+                <w:b/>
+                <w:sz w:val="20"/>
+              </w:rPr>
+              <w:t>In progress</w:t>
+            </w:r>
+            <w:r>
+              <w:rPr>
+                <w:rFonts w:ascii="Calibri" w:hAnsi="Calibri" w:eastAsia="Calibri"/>
+                <w:b w:val="0"/>
+                <w:sz w:val="20"/>
+              </w:rPr>
+              <w:t xml:space="preserve"> — MASC-only training run 1 epoch logged (mAP50-95 0.285); </w:t>
+            </w:r>
+            <w:r>
+              <w:rPr>
+                <w:rFonts w:ascii="Consolas" w:hAnsi="Consolas" w:eastAsia="Consolas"/>
+                <w:b w:val="0"/>
+                <w:color w:val="1E3A5F"/>
+                <w:sz w:val="18"/>
+              </w:rPr>
+              <w:t>best.pt</w:t>
+            </w:r>
+            <w:r>
+              <w:rPr>
+                <w:rFonts w:ascii="Calibri" w:hAnsi="Calibri" w:eastAsia="Calibri"/>
+                <w:b w:val="0"/>
+                <w:sz w:val="20"/>
+              </w:rPr>
+              <w:t xml:space="preserve"> exported; not yet wired into pipeline</w:t>
             </w:r>
           </w:p>
         </w:tc>
@@ -8346,6 +8579,1846 @@
           <w:sz w:val="18"/>
         </w:rPr>
         <w:t>error</w:t>
+      </w:r>
+    </w:p>
+    <w:p>
+      <w:pPr>
+        <w:pStyle w:val="Heading3"/>
+      </w:pPr>
+      <w:r>
+        <w:t>3.6 YOLO UI-element detector module (screenshot-only fallback)</w:t>
+      </w:r>
+    </w:p>
+    <w:p>
+      <w:r>
+        <w:rPr>
+          <w:rFonts w:ascii="Calibri" w:hAnsi="Calibri" w:eastAsia="Calibri"/>
+          <w:b/>
+          <w:sz w:val="22"/>
+        </w:rPr>
+        <w:t>SRS:</w:t>
+      </w:r>
+      <w:r>
+        <w:rPr>
+          <w:rFonts w:ascii="Calibri" w:hAnsi="Calibri" w:eastAsia="Calibri"/>
+          <w:b w:val="0"/>
+          <w:sz w:val="22"/>
+        </w:rPr>
+        <w:t xml:space="preserve"> FR-CV.4–FR-CV.7 | </w:t>
+      </w:r>
+      <w:r>
+        <w:rPr>
+          <w:rFonts w:ascii="Calibri" w:hAnsi="Calibri" w:eastAsia="Calibri"/>
+          <w:b/>
+          <w:sz w:val="22"/>
+        </w:rPr>
+        <w:t>Owner:</w:t>
+      </w:r>
+      <w:r>
+        <w:rPr>
+          <w:rFonts w:ascii="Calibri" w:hAnsi="Calibri" w:eastAsia="Calibri"/>
+          <w:b w:val="0"/>
+          <w:sz w:val="22"/>
+        </w:rPr>
+        <w:t xml:space="preserve"> Salar (training notebook) / Noor (Colab training + inference module) | </w:t>
+      </w:r>
+      <w:r>
+        <w:rPr>
+          <w:rFonts w:ascii="Calibri" w:hAnsi="Calibri" w:eastAsia="Calibri"/>
+          <w:b/>
+          <w:sz w:val="22"/>
+        </w:rPr>
+        <w:t>Status:</w:t>
+      </w:r>
+      <w:r>
+        <w:rPr>
+          <w:rFonts w:ascii="Calibri" w:hAnsi="Calibri" w:eastAsia="Calibri"/>
+          <w:b w:val="0"/>
+          <w:sz w:val="22"/>
+        </w:rPr>
+        <w:t xml:space="preserve"> In progress (training) — inference module scaffolded, not pipeline-wired</w:t>
+      </w:r>
+    </w:p>
+    <w:p>
+      <w:pPr>
+        <w:pStyle w:val="Heading4"/>
+      </w:pPr>
+      <w:r>
+        <w:t>3.6.1 Purpose</w:t>
+      </w:r>
+    </w:p>
+    <w:p>
+      <w:r>
+        <w:rPr>
+          <w:rFonts w:ascii="Calibri" w:hAnsi="Calibri" w:eastAsia="Calibri"/>
+          <w:b w:val="0"/>
+          <w:sz w:val="22"/>
+        </w:rPr>
+        <w:t xml:space="preserve">The primary pipeline (§2.2) requires a </w:t>
+      </w:r>
+      <w:r>
+        <w:rPr>
+          <w:rFonts w:ascii="Calibri" w:hAnsi="Calibri" w:eastAsia="Calibri"/>
+          <w:b/>
+          <w:sz w:val="22"/>
+        </w:rPr>
+        <w:t>paired screenshot + XML</w:t>
+      </w:r>
+      <w:r>
+        <w:rPr>
+          <w:rFonts w:ascii="Calibri" w:hAnsi="Calibri" w:eastAsia="Calibri"/>
+          <w:b w:val="0"/>
+          <w:sz w:val="22"/>
+        </w:rPr>
+        <w:t xml:space="preserve"> and derives </w:t>
+      </w:r>
+      <w:r>
+        <w:rPr>
+          <w:rFonts w:ascii="Consolas" w:hAnsi="Consolas" w:eastAsia="Consolas"/>
+          <w:b w:val="0"/>
+          <w:color w:val="1E3A5F"/>
+          <w:sz w:val="18"/>
+        </w:rPr>
+        <w:t>components.json</w:t>
+      </w:r>
+      <w:r>
+        <w:rPr>
+          <w:rFonts w:ascii="Calibri" w:hAnsi="Calibri" w:eastAsia="Calibri"/>
+          <w:b w:val="0"/>
+          <w:sz w:val="22"/>
+        </w:rPr>
+        <w:t xml:space="preserve"> from the XML hierarchy. The YOLO module exists to make the auditor </w:t>
+      </w:r>
+      <w:r>
+        <w:rPr>
+          <w:rFonts w:ascii="Calibri" w:hAnsi="Calibri" w:eastAsia="Calibri"/>
+          <w:b/>
+          <w:sz w:val="22"/>
+        </w:rPr>
+        <w:t>degrade gracefully</w:t>
+      </w:r>
+      <w:r>
+        <w:rPr>
+          <w:rFonts w:ascii="Calibri" w:hAnsi="Calibri" w:eastAsia="Calibri"/>
+          <w:b w:val="0"/>
+          <w:sz w:val="22"/>
+        </w:rPr>
+        <w:t xml:space="preserve"> when the XML view hierarchy is unavailable, malformed, or intentionally blocked (e.g. some hardened apps suppress the accessibility tree) — the detector infers UI element boxes and coarse types directly from screenshot pixels, so the rest of the pipeline (rule engine → agent → report) can still run on a best-effort </w:t>
+      </w:r>
+      <w:r>
+        <w:rPr>
+          <w:rFonts w:ascii="Consolas" w:hAnsi="Consolas" w:eastAsia="Consolas"/>
+          <w:b w:val="0"/>
+          <w:color w:val="1E3A5F"/>
+          <w:sz w:val="18"/>
+        </w:rPr>
+        <w:t>components.json</w:t>
+      </w:r>
+      <w:r>
+        <w:rPr>
+          <w:rFonts w:ascii="Calibri" w:hAnsi="Calibri" w:eastAsia="Calibri"/>
+          <w:b w:val="0"/>
+          <w:sz w:val="22"/>
+        </w:rPr>
+        <w:t>.</w:t>
+      </w:r>
+    </w:p>
+    <w:p>
+      <w:pPr>
+        <w:pStyle w:val="Heading4"/>
+      </w:pPr>
+      <w:r>
+        <w:t>3.6.2 Data and training design</w:t>
+      </w:r>
+    </w:p>
+    <w:tbl>
+      <w:tblPr>
+        <w:tblStyle w:val="TableGrid"/>
+        <w:tblW w:type="auto" w:w="0"/>
+        <w:tblLayout w:type="autofit"/>
+        <w:tblLook w:firstColumn="1" w:firstRow="1" w:lastColumn="0" w:lastRow="0" w:noHBand="0" w:noVBand="1" w:val="04A0"/>
+      </w:tblPr>
+      <w:tblGrid>
+        <w:gridCol w:w="4752"/>
+        <w:gridCol w:w="4752"/>
+      </w:tblGrid>
+      <w:tr>
+        <w:tc>
+          <w:tcPr>
+            <w:tcW w:type="dxa" w:w="4752"/>
+            <w:shd w:fill="1E3A5F" w:val="clear"/>
+          </w:tcPr>
+          <w:p>
+            <w:pPr>
+              <w:spacing w:before="60" w:after="60"/>
+            </w:pPr>
+            <w:r/>
+            <w:r>
+              <w:rPr>
+                <w:rFonts w:ascii="Calibri" w:hAnsi="Calibri" w:eastAsia="Calibri"/>
+                <w:b/>
+                <w:color w:val="FFFFFF"/>
+                <w:sz w:val="20"/>
+              </w:rPr>
+              <w:t>Decision</w:t>
+            </w:r>
+          </w:p>
+        </w:tc>
+        <w:tc>
+          <w:tcPr>
+            <w:tcW w:type="dxa" w:w="4752"/>
+            <w:shd w:fill="1E3A5F" w:val="clear"/>
+          </w:tcPr>
+          <w:p>
+            <w:pPr>
+              <w:spacing w:before="60" w:after="60"/>
+            </w:pPr>
+            <w:r/>
+            <w:r>
+              <w:rPr>
+                <w:rFonts w:ascii="Calibri" w:hAnsi="Calibri" w:eastAsia="Calibri"/>
+                <w:b/>
+                <w:color w:val="FFFFFF"/>
+                <w:sz w:val="20"/>
+              </w:rPr>
+              <w:t>Detail</w:t>
+            </w:r>
+          </w:p>
+        </w:tc>
+      </w:tr>
+      <w:tr>
+        <w:tc>
+          <w:tcPr>
+            <w:tcW w:type="dxa" w:w="4752"/>
+          </w:tcPr>
+          <w:p>
+            <w:pPr>
+              <w:spacing w:before="60" w:after="60"/>
+            </w:pPr>
+            <w:r/>
+            <w:r>
+              <w:rPr>
+                <w:rFonts w:ascii="Calibri" w:hAnsi="Calibri" w:eastAsia="Calibri"/>
+                <w:b w:val="0"/>
+                <w:sz w:val="20"/>
+              </w:rPr>
+              <w:t>Train / val / test</w:t>
+            </w:r>
+          </w:p>
+        </w:tc>
+        <w:tc>
+          <w:tcPr>
+            <w:tcW w:type="dxa" w:w="4752"/>
+          </w:tcPr>
+          <w:p>
+            <w:pPr>
+              <w:spacing w:before="60" w:after="60"/>
+            </w:pPr>
+            <w:r/>
+            <w:r>
+              <w:rPr>
+                <w:rFonts w:ascii="Calibri" w:hAnsi="Calibri" w:eastAsia="Calibri"/>
+                <w:b/>
+                <w:sz w:val="20"/>
+              </w:rPr>
+              <w:t>MASC only</w:t>
+            </w:r>
+            <w:r>
+              <w:rPr>
+                <w:rFonts w:ascii="Calibri" w:hAnsi="Calibri" w:eastAsia="Calibri"/>
+                <w:b w:val="0"/>
+                <w:sz w:val="20"/>
+              </w:rPr>
+              <w:t>, via existing stratified splits (</w:t>
+            </w:r>
+            <w:r>
+              <w:rPr>
+                <w:rFonts w:ascii="Consolas" w:hAnsi="Consolas" w:eastAsia="Consolas"/>
+                <w:b w:val="0"/>
+                <w:color w:val="1E3A5F"/>
+                <w:sz w:val="18"/>
+              </w:rPr>
+              <w:t>data/data-masc/splits/</w:t>
+            </w:r>
+            <w:r>
+              <w:rPr>
+                <w:rFonts w:ascii="Calibri" w:hAnsi="Calibri" w:eastAsia="Calibri"/>
+                <w:b w:val="0"/>
+                <w:sz w:val="20"/>
+              </w:rPr>
+              <w:t>) — never Rico</w:t>
+            </w:r>
+          </w:p>
+        </w:tc>
+      </w:tr>
+      <w:tr>
+        <w:tc>
+          <w:tcPr>
+            <w:tcW w:type="dxa" w:w="4752"/>
+          </w:tcPr>
+          <w:p>
+            <w:pPr>
+              <w:spacing w:before="60" w:after="60"/>
+            </w:pPr>
+            <w:r/>
+            <w:r>
+              <w:rPr>
+                <w:rFonts w:ascii="Calibri" w:hAnsi="Calibri" w:eastAsia="Calibri"/>
+                <w:b w:val="0"/>
+                <w:sz w:val="20"/>
+              </w:rPr>
+              <w:t>Rico holdout</w:t>
+            </w:r>
+          </w:p>
+        </w:tc>
+        <w:tc>
+          <w:tcPr>
+            <w:tcW w:type="dxa" w:w="4752"/>
+          </w:tcPr>
+          <w:p>
+            <w:pPr>
+              <w:spacing w:before="60" w:after="60"/>
+            </w:pPr>
+            <w:r/>
+            <w:r>
+              <w:rPr>
+                <w:rFonts w:ascii="Calibri" w:hAnsi="Calibri" w:eastAsia="Calibri"/>
+                <w:b w:val="0"/>
+                <w:sz w:val="20"/>
+              </w:rPr>
+              <w:t xml:space="preserve">Reserved for </w:t>
+            </w:r>
+            <w:r>
+              <w:rPr>
+                <w:rFonts w:ascii="Calibri" w:hAnsi="Calibri" w:eastAsia="Calibri"/>
+                <w:b/>
+                <w:sz w:val="20"/>
+              </w:rPr>
+              <w:t>generalization eval only</w:t>
+            </w:r>
+            <w:r>
+              <w:rPr>
+                <w:rFonts w:ascii="Calibri" w:hAnsi="Calibri" w:eastAsia="Calibri"/>
+                <w:b w:val="0"/>
+                <w:sz w:val="20"/>
+              </w:rPr>
+              <w:t xml:space="preserve"> (zero-shot / fine-tuned comparison); enforced by a separate </w:t>
+            </w:r>
+            <w:r>
+              <w:rPr>
+                <w:rFonts w:ascii="Consolas" w:hAnsi="Consolas" w:eastAsia="Consolas"/>
+                <w:b w:val="0"/>
+                <w:color w:val="1E3A5F"/>
+                <w:sz w:val="18"/>
+              </w:rPr>
+              <w:t>rico_yolo_dataset/dataset.yaml</w:t>
+            </w:r>
+            <w:r>
+              <w:rPr>
+                <w:rFonts w:ascii="Calibri" w:hAnsi="Calibri" w:eastAsia="Calibri"/>
+                <w:b w:val="0"/>
+                <w:sz w:val="20"/>
+              </w:rPr>
+              <w:t xml:space="preserve"> whose </w:t>
+            </w:r>
+            <w:r>
+              <w:rPr>
+                <w:rFonts w:ascii="Consolas" w:hAnsi="Consolas" w:eastAsia="Consolas"/>
+                <w:b w:val="0"/>
+                <w:color w:val="1E3A5F"/>
+                <w:sz w:val="18"/>
+              </w:rPr>
+              <w:t>train</w:t>
+            </w:r>
+            <w:r>
+              <w:rPr>
+                <w:rFonts w:ascii="Calibri" w:hAnsi="Calibri" w:eastAsia="Calibri"/>
+                <w:b w:val="0"/>
+                <w:sz w:val="20"/>
+              </w:rPr>
+              <w:t>/</w:t>
+            </w:r>
+            <w:r>
+              <w:rPr>
+                <w:rFonts w:ascii="Consolas" w:hAnsi="Consolas" w:eastAsia="Consolas"/>
+                <w:b w:val="0"/>
+                <w:color w:val="1E3A5F"/>
+                <w:sz w:val="18"/>
+              </w:rPr>
+              <w:t>val</w:t>
+            </w:r>
+            <w:r>
+              <w:rPr>
+                <w:rFonts w:ascii="Calibri" w:hAnsi="Calibri" w:eastAsia="Calibri"/>
+                <w:b w:val="0"/>
+                <w:sz w:val="20"/>
+              </w:rPr>
+              <w:t>/</w:t>
+            </w:r>
+            <w:r>
+              <w:rPr>
+                <w:rFonts w:ascii="Consolas" w:hAnsi="Consolas" w:eastAsia="Consolas"/>
+                <w:b w:val="0"/>
+                <w:color w:val="1E3A5F"/>
+                <w:sz w:val="18"/>
+              </w:rPr>
+              <w:t>test</w:t>
+            </w:r>
+            <w:r>
+              <w:rPr>
+                <w:rFonts w:ascii="Calibri" w:hAnsi="Calibri" w:eastAsia="Calibri"/>
+                <w:b w:val="0"/>
+                <w:sz w:val="20"/>
+              </w:rPr>
+              <w:t xml:space="preserve"> all point at </w:t>
+            </w:r>
+            <w:r>
+              <w:rPr>
+                <w:rFonts w:ascii="Consolas" w:hAnsi="Consolas" w:eastAsia="Consolas"/>
+                <w:b w:val="0"/>
+                <w:color w:val="1E3A5F"/>
+                <w:sz w:val="18"/>
+              </w:rPr>
+              <w:t>images/test</w:t>
+            </w:r>
+            <w:r>
+              <w:rPr>
+                <w:rFonts w:ascii="Calibri" w:hAnsi="Calibri" w:eastAsia="Calibri"/>
+                <w:b w:val="0"/>
+                <w:sz w:val="20"/>
+              </w:rPr>
+              <w:t xml:space="preserve"> so it can never accidentally be used to train</w:t>
+            </w:r>
+          </w:p>
+        </w:tc>
+      </w:tr>
+      <w:tr>
+        <w:tc>
+          <w:tcPr>
+            <w:tcW w:type="dxa" w:w="4752"/>
+          </w:tcPr>
+          <w:p>
+            <w:pPr>
+              <w:spacing w:before="60" w:after="60"/>
+            </w:pPr>
+            <w:r/>
+            <w:r>
+              <w:rPr>
+                <w:rFonts w:ascii="Calibri" w:hAnsi="Calibri" w:eastAsia="Calibri"/>
+                <w:b w:val="0"/>
+                <w:sz w:val="20"/>
+              </w:rPr>
+              <w:t>Label source</w:t>
+            </w:r>
+          </w:p>
+        </w:tc>
+        <w:tc>
+          <w:tcPr>
+            <w:tcW w:type="dxa" w:w="4752"/>
+          </w:tcPr>
+          <w:p>
+            <w:pPr>
+              <w:spacing w:before="60" w:after="60"/>
+            </w:pPr>
+            <w:r/>
+            <w:r>
+              <w:rPr>
+                <w:rFonts w:ascii="Calibri" w:hAnsi="Calibri" w:eastAsia="Calibri"/>
+                <w:b w:val="0"/>
+                <w:sz w:val="20"/>
+              </w:rPr>
+              <w:t xml:space="preserve">Generated from XML bounds at </w:t>
+            </w:r>
+            <w:r>
+              <w:rPr>
+                <w:rFonts w:ascii="Calibri" w:hAnsi="Calibri" w:eastAsia="Calibri"/>
+                <w:b/>
+                <w:sz w:val="20"/>
+              </w:rPr>
+              <w:t>label-generation time only</w:t>
+            </w:r>
+            <w:r>
+              <w:rPr>
+                <w:rFonts w:ascii="Calibri" w:hAnsi="Calibri" w:eastAsia="Calibri"/>
+                <w:b w:val="0"/>
+                <w:sz w:val="20"/>
+              </w:rPr>
+              <w:t xml:space="preserve"> — the trained model sees pixels only at inference, never XML</w:t>
+            </w:r>
+          </w:p>
+        </w:tc>
+      </w:tr>
+      <w:tr>
+        <w:tc>
+          <w:tcPr>
+            <w:tcW w:type="dxa" w:w="4752"/>
+          </w:tcPr>
+          <w:p>
+            <w:pPr>
+              <w:spacing w:before="60" w:after="60"/>
+            </w:pPr>
+            <w:r/>
+            <w:r>
+              <w:rPr>
+                <w:rFonts w:ascii="Calibri" w:hAnsi="Calibri" w:eastAsia="Calibri"/>
+                <w:b w:val="0"/>
+                <w:sz w:val="20"/>
+              </w:rPr>
+              <w:t>Base architecture</w:t>
+            </w:r>
+          </w:p>
+        </w:tc>
+        <w:tc>
+          <w:tcPr>
+            <w:tcW w:type="dxa" w:w="4752"/>
+          </w:tcPr>
+          <w:p>
+            <w:pPr>
+              <w:spacing w:before="60" w:after="60"/>
+            </w:pPr>
+            <w:r/>
+            <w:r>
+              <w:rPr>
+                <w:rFonts w:ascii="Calibri" w:hAnsi="Calibri" w:eastAsia="Calibri"/>
+                <w:b w:val="0"/>
+                <w:sz w:val="20"/>
+              </w:rPr>
+              <w:t>Ultralytics YOLO (</w:t>
+            </w:r>
+            <w:r>
+              <w:rPr>
+                <w:rFonts w:ascii="Consolas" w:hAnsi="Consolas" w:eastAsia="Consolas"/>
+                <w:b w:val="0"/>
+                <w:color w:val="1E3A5F"/>
+                <w:sz w:val="18"/>
+              </w:rPr>
+              <w:t>yolo11s.pt</w:t>
+            </w:r>
+            <w:r>
+              <w:rPr>
+                <w:rFonts w:ascii="Calibri" w:hAnsi="Calibri" w:eastAsia="Calibri"/>
+                <w:b w:val="0"/>
+                <w:sz w:val="20"/>
+              </w:rPr>
+              <w:t xml:space="preserve"> pretrained checkpoint as starting weights, per </w:t>
+            </w:r>
+            <w:r>
+              <w:rPr>
+                <w:rFonts w:ascii="Consolas" w:hAnsi="Consolas" w:eastAsia="Consolas"/>
+                <w:b w:val="0"/>
+                <w:color w:val="1E3A5F"/>
+                <w:sz w:val="18"/>
+              </w:rPr>
+              <w:t>notebooks/train_yolo_ui_detector.ipynb</w:t>
+            </w:r>
+            <w:r>
+              <w:rPr>
+                <w:rFonts w:ascii="Calibri" w:hAnsi="Calibri" w:eastAsia="Calibri"/>
+                <w:b w:val="0"/>
+                <w:sz w:val="20"/>
+              </w:rPr>
+              <w:t>)</w:t>
+            </w:r>
+          </w:p>
+        </w:tc>
+      </w:tr>
+      <w:tr>
+        <w:tc>
+          <w:tcPr>
+            <w:tcW w:type="dxa" w:w="4752"/>
+          </w:tcPr>
+          <w:p>
+            <w:pPr>
+              <w:spacing w:before="60" w:after="60"/>
+            </w:pPr>
+            <w:r/>
+            <w:r>
+              <w:rPr>
+                <w:rFonts w:ascii="Calibri" w:hAnsi="Calibri" w:eastAsia="Calibri"/>
+                <w:b w:val="0"/>
+                <w:sz w:val="20"/>
+              </w:rPr>
+              <w:t>Runtime</w:t>
+            </w:r>
+          </w:p>
+        </w:tc>
+        <w:tc>
+          <w:tcPr>
+            <w:tcW w:type="dxa" w:w="4752"/>
+          </w:tcPr>
+          <w:p>
+            <w:pPr>
+              <w:spacing w:before="60" w:after="60"/>
+            </w:pPr>
+            <w:r/>
+            <w:r>
+              <w:rPr>
+                <w:rFonts w:ascii="Calibri" w:hAnsi="Calibri" w:eastAsia="Calibri"/>
+                <w:b w:val="0"/>
+                <w:sz w:val="20"/>
+              </w:rPr>
+              <w:t xml:space="preserve">Google Colab </w:t>
+            </w:r>
+            <w:r>
+              <w:rPr>
+                <w:rFonts w:ascii="Calibri" w:hAnsi="Calibri" w:eastAsia="Calibri"/>
+                <w:b/>
+                <w:sz w:val="20"/>
+              </w:rPr>
+              <w:t>T4</w:t>
+            </w:r>
+            <w:r>
+              <w:rPr>
+                <w:rFonts w:ascii="Calibri" w:hAnsi="Calibri" w:eastAsia="Calibri"/>
+                <w:b w:val="0"/>
+                <w:sz w:val="20"/>
+              </w:rPr>
+              <w:t xml:space="preserve"> GPU (~16 GB)</w:t>
+            </w:r>
+          </w:p>
+        </w:tc>
+      </w:tr>
+      <w:tr>
+        <w:tc>
+          <w:tcPr>
+            <w:tcW w:type="dxa" w:w="4752"/>
+          </w:tcPr>
+          <w:p>
+            <w:pPr>
+              <w:spacing w:before="60" w:after="60"/>
+            </w:pPr>
+            <w:r/>
+            <w:r>
+              <w:rPr>
+                <w:rFonts w:ascii="Calibri" w:hAnsi="Calibri" w:eastAsia="Calibri"/>
+                <w:b w:val="0"/>
+                <w:sz w:val="20"/>
+              </w:rPr>
+              <w:t>Key hyperparameters</w:t>
+            </w:r>
+          </w:p>
+        </w:tc>
+        <w:tc>
+          <w:tcPr>
+            <w:tcW w:type="dxa" w:w="4752"/>
+          </w:tcPr>
+          <w:p>
+            <w:pPr>
+              <w:spacing w:before="60" w:after="60"/>
+            </w:pPr>
+            <w:r/>
+            <w:r>
+              <w:rPr>
+                <w:rFonts w:ascii="Consolas" w:hAnsi="Consolas" w:eastAsia="Consolas"/>
+                <w:b w:val="0"/>
+                <w:color w:val="1E3A5F"/>
+                <w:sz w:val="18"/>
+              </w:rPr>
+              <w:t>epochs=60</w:t>
+            </w:r>
+            <w:r>
+              <w:rPr>
+                <w:rFonts w:ascii="Calibri" w:hAnsi="Calibri" w:eastAsia="Calibri"/>
+                <w:b w:val="0"/>
+                <w:sz w:val="20"/>
+              </w:rPr>
+              <w:t xml:space="preserve"> (early-stop </w:t>
+            </w:r>
+            <w:r>
+              <w:rPr>
+                <w:rFonts w:ascii="Consolas" w:hAnsi="Consolas" w:eastAsia="Consolas"/>
+                <w:b w:val="0"/>
+                <w:color w:val="1E3A5F"/>
+                <w:sz w:val="18"/>
+              </w:rPr>
+              <w:t>patience=10</w:t>
+            </w:r>
+            <w:r>
+              <w:rPr>
+                <w:rFonts w:ascii="Calibri" w:hAnsi="Calibri" w:eastAsia="Calibri"/>
+                <w:b w:val="0"/>
+                <w:sz w:val="20"/>
+              </w:rPr>
+              <w:t xml:space="preserve">), </w:t>
+            </w:r>
+            <w:r>
+              <w:rPr>
+                <w:rFonts w:ascii="Consolas" w:hAnsi="Consolas" w:eastAsia="Consolas"/>
+                <w:b w:val="0"/>
+                <w:color w:val="1E3A5F"/>
+                <w:sz w:val="18"/>
+              </w:rPr>
+              <w:t>batch=8</w:t>
+            </w:r>
+            <w:r>
+              <w:rPr>
+                <w:rFonts w:ascii="Calibri" w:hAnsi="Calibri" w:eastAsia="Calibri"/>
+                <w:b w:val="0"/>
+                <w:sz w:val="20"/>
+              </w:rPr>
+              <w:t xml:space="preserve">, </w:t>
+            </w:r>
+            <w:r>
+              <w:rPr>
+                <w:rFonts w:ascii="Consolas" w:hAnsi="Consolas" w:eastAsia="Consolas"/>
+                <w:b w:val="0"/>
+                <w:color w:val="1E3A5F"/>
+                <w:sz w:val="18"/>
+              </w:rPr>
+              <w:t>imgsz=960</w:t>
+            </w:r>
+            <w:r>
+              <w:rPr>
+                <w:rFonts w:ascii="Calibri" w:hAnsi="Calibri" w:eastAsia="Calibri"/>
+                <w:b w:val="0"/>
+                <w:sz w:val="20"/>
+              </w:rPr>
+              <w:t xml:space="preserve">, </w:t>
+            </w:r>
+            <w:r>
+              <w:rPr>
+                <w:rFonts w:ascii="Consolas" w:hAnsi="Consolas" w:eastAsia="Consolas"/>
+                <w:b w:val="0"/>
+                <w:color w:val="1E3A5F"/>
+                <w:sz w:val="18"/>
+              </w:rPr>
+              <w:t>optimizer=auto</w:t>
+            </w:r>
+            <w:r>
+              <w:rPr>
+                <w:rFonts w:ascii="Calibri" w:hAnsi="Calibri" w:eastAsia="Calibri"/>
+                <w:b w:val="0"/>
+                <w:sz w:val="20"/>
+              </w:rPr>
+              <w:t xml:space="preserve"> (</w:t>
+            </w:r>
+            <w:r>
+              <w:rPr>
+                <w:rFonts w:ascii="Consolas" w:hAnsi="Consolas" w:eastAsia="Consolas"/>
+                <w:b w:val="0"/>
+                <w:color w:val="1E3A5F"/>
+                <w:sz w:val="18"/>
+              </w:rPr>
+              <w:t>lr0=0.01</w:t>
+            </w:r>
+            <w:r>
+              <w:rPr>
+                <w:rFonts w:ascii="Calibri" w:hAnsi="Calibri" w:eastAsia="Calibri"/>
+                <w:b w:val="0"/>
+                <w:sz w:val="20"/>
+              </w:rPr>
+              <w:t xml:space="preserve">, </w:t>
+            </w:r>
+            <w:r>
+              <w:rPr>
+                <w:rFonts w:ascii="Consolas" w:hAnsi="Consolas" w:eastAsia="Consolas"/>
+                <w:b w:val="0"/>
+                <w:color w:val="1E3A5F"/>
+                <w:sz w:val="18"/>
+              </w:rPr>
+              <w:t>lrf=0.01</w:t>
+            </w:r>
+            <w:r>
+              <w:rPr>
+                <w:rFonts w:ascii="Calibri" w:hAnsi="Calibri" w:eastAsia="Calibri"/>
+                <w:b w:val="0"/>
+                <w:sz w:val="20"/>
+              </w:rPr>
+              <w:t xml:space="preserve">, </w:t>
+            </w:r>
+            <w:r>
+              <w:rPr>
+                <w:rFonts w:ascii="Consolas" w:hAnsi="Consolas" w:eastAsia="Consolas"/>
+                <w:b w:val="0"/>
+                <w:color w:val="1E3A5F"/>
+                <w:sz w:val="18"/>
+              </w:rPr>
+              <w:t>cos_lr=true</w:t>
+            </w:r>
+            <w:r>
+              <w:rPr>
+                <w:rFonts w:ascii="Calibri" w:hAnsi="Calibri" w:eastAsia="Calibri"/>
+                <w:b w:val="0"/>
+                <w:sz w:val="20"/>
+              </w:rPr>
+              <w:t xml:space="preserve">), </w:t>
+            </w:r>
+            <w:r>
+              <w:rPr>
+                <w:rFonts w:ascii="Consolas" w:hAnsi="Consolas" w:eastAsia="Consolas"/>
+                <w:b w:val="0"/>
+                <w:color w:val="1E3A5F"/>
+                <w:sz w:val="18"/>
+              </w:rPr>
+              <w:t>seed=42</w:t>
+            </w:r>
+            <w:r>
+              <w:rPr>
+                <w:rFonts w:ascii="Calibri" w:hAnsi="Calibri" w:eastAsia="Calibri"/>
+                <w:b w:val="0"/>
+                <w:sz w:val="20"/>
+              </w:rPr>
+              <w:t xml:space="preserve">, </w:t>
+            </w:r>
+            <w:r>
+              <w:rPr>
+                <w:rFonts w:ascii="Consolas" w:hAnsi="Consolas" w:eastAsia="Consolas"/>
+                <w:b w:val="0"/>
+                <w:color w:val="1E3A5F"/>
+                <w:sz w:val="18"/>
+              </w:rPr>
+              <w:t>deterministic=true</w:t>
+            </w:r>
+            <w:r>
+              <w:rPr>
+                <w:rFonts w:ascii="Calibri" w:hAnsi="Calibri" w:eastAsia="Calibri"/>
+                <w:b w:val="0"/>
+                <w:sz w:val="20"/>
+              </w:rPr>
+              <w:t xml:space="preserve"> — full config in </w:t>
+            </w:r>
+            <w:r>
+              <w:rPr>
+                <w:rFonts w:ascii="Consolas" w:hAnsi="Consolas" w:eastAsia="Consolas"/>
+                <w:b w:val="0"/>
+                <w:color w:val="1E3A5F"/>
+                <w:sz w:val="18"/>
+              </w:rPr>
+              <w:t>runs/runs/yolo_ui_detector/runs/yolo_ui_detector/args.yaml</w:t>
+            </w:r>
+          </w:p>
+        </w:tc>
+      </w:tr>
+      <w:tr>
+        <w:tc>
+          <w:tcPr>
+            <w:tcW w:type="dxa" w:w="4752"/>
+          </w:tcPr>
+          <w:p>
+            <w:pPr>
+              <w:spacing w:before="60" w:after="60"/>
+            </w:pPr>
+            <w:r/>
+            <w:r>
+              <w:rPr>
+                <w:rFonts w:ascii="Calibri" w:hAnsi="Calibri" w:eastAsia="Calibri"/>
+                <w:b w:val="0"/>
+                <w:sz w:val="20"/>
+              </w:rPr>
+              <w:t>Class taxonomy (9)</w:t>
+            </w:r>
+          </w:p>
+        </w:tc>
+        <w:tc>
+          <w:tcPr>
+            <w:tcW w:type="dxa" w:w="4752"/>
+          </w:tcPr>
+          <w:p>
+            <w:pPr>
+              <w:spacing w:before="60" w:after="60"/>
+            </w:pPr>
+            <w:r/>
+            <w:r>
+              <w:rPr>
+                <w:rFonts w:ascii="Consolas" w:hAnsi="Consolas" w:eastAsia="Consolas"/>
+                <w:b w:val="0"/>
+                <w:color w:val="1E3A5F"/>
+                <w:sz w:val="18"/>
+              </w:rPr>
+              <w:t>text</w:t>
+            </w:r>
+            <w:r>
+              <w:rPr>
+                <w:rFonts w:ascii="Calibri" w:hAnsi="Calibri" w:eastAsia="Calibri"/>
+                <w:b w:val="0"/>
+                <w:sz w:val="20"/>
+              </w:rPr>
+              <w:t xml:space="preserve">, </w:t>
+            </w:r>
+            <w:r>
+              <w:rPr>
+                <w:rFonts w:ascii="Consolas" w:hAnsi="Consolas" w:eastAsia="Consolas"/>
+                <w:b w:val="0"/>
+                <w:color w:val="1E3A5F"/>
+                <w:sz w:val="18"/>
+              </w:rPr>
+              <w:t>image</w:t>
+            </w:r>
+            <w:r>
+              <w:rPr>
+                <w:rFonts w:ascii="Calibri" w:hAnsi="Calibri" w:eastAsia="Calibri"/>
+                <w:b w:val="0"/>
+                <w:sz w:val="20"/>
+              </w:rPr>
+              <w:t xml:space="preserve">, </w:t>
+            </w:r>
+            <w:r>
+              <w:rPr>
+                <w:rFonts w:ascii="Consolas" w:hAnsi="Consolas" w:eastAsia="Consolas"/>
+                <w:b w:val="0"/>
+                <w:color w:val="1E3A5F"/>
+                <w:sz w:val="18"/>
+              </w:rPr>
+              <w:t>icon</w:t>
+            </w:r>
+            <w:r>
+              <w:rPr>
+                <w:rFonts w:ascii="Calibri" w:hAnsi="Calibri" w:eastAsia="Calibri"/>
+                <w:b w:val="0"/>
+                <w:sz w:val="20"/>
+              </w:rPr>
+              <w:t xml:space="preserve">, </w:t>
+            </w:r>
+            <w:r>
+              <w:rPr>
+                <w:rFonts w:ascii="Consolas" w:hAnsi="Consolas" w:eastAsia="Consolas"/>
+                <w:b w:val="0"/>
+                <w:color w:val="1E3A5F"/>
+                <w:sz w:val="18"/>
+              </w:rPr>
+              <w:t>button_labeled</w:t>
+            </w:r>
+            <w:r>
+              <w:rPr>
+                <w:rFonts w:ascii="Calibri" w:hAnsi="Calibri" w:eastAsia="Calibri"/>
+                <w:b w:val="0"/>
+                <w:sz w:val="20"/>
+              </w:rPr>
+              <w:t xml:space="preserve">, </w:t>
+            </w:r>
+            <w:r>
+              <w:rPr>
+                <w:rFonts w:ascii="Consolas" w:hAnsi="Consolas" w:eastAsia="Consolas"/>
+                <w:b w:val="0"/>
+                <w:color w:val="1E3A5F"/>
+                <w:sz w:val="18"/>
+              </w:rPr>
+              <w:t>button_icon_only</w:t>
+            </w:r>
+            <w:r>
+              <w:rPr>
+                <w:rFonts w:ascii="Calibri" w:hAnsi="Calibri" w:eastAsia="Calibri"/>
+                <w:b w:val="0"/>
+                <w:sz w:val="20"/>
+              </w:rPr>
+              <w:t xml:space="preserve">, </w:t>
+            </w:r>
+            <w:r>
+              <w:rPr>
+                <w:rFonts w:ascii="Consolas" w:hAnsi="Consolas" w:eastAsia="Consolas"/>
+                <w:b w:val="0"/>
+                <w:color w:val="1E3A5F"/>
+                <w:sz w:val="18"/>
+              </w:rPr>
+              <w:t>input_field</w:t>
+            </w:r>
+            <w:r>
+              <w:rPr>
+                <w:rFonts w:ascii="Calibri" w:hAnsi="Calibri" w:eastAsia="Calibri"/>
+                <w:b w:val="0"/>
+                <w:sz w:val="20"/>
+              </w:rPr>
+              <w:t xml:space="preserve">, </w:t>
+            </w:r>
+            <w:r>
+              <w:rPr>
+                <w:rFonts w:ascii="Consolas" w:hAnsi="Consolas" w:eastAsia="Consolas"/>
+                <w:b w:val="0"/>
+                <w:color w:val="1E3A5F"/>
+                <w:sz w:val="18"/>
+              </w:rPr>
+              <w:t>checkbox_toggle</w:t>
+            </w:r>
+            <w:r>
+              <w:rPr>
+                <w:rFonts w:ascii="Calibri" w:hAnsi="Calibri" w:eastAsia="Calibri"/>
+                <w:b w:val="0"/>
+                <w:sz w:val="20"/>
+              </w:rPr>
+              <w:t xml:space="preserve">, </w:t>
+            </w:r>
+            <w:r>
+              <w:rPr>
+                <w:rFonts w:ascii="Consolas" w:hAnsi="Consolas" w:eastAsia="Consolas"/>
+                <w:b w:val="0"/>
+                <w:color w:val="1E3A5F"/>
+                <w:sz w:val="18"/>
+              </w:rPr>
+              <w:t>tab_item</w:t>
+            </w:r>
+            <w:r>
+              <w:rPr>
+                <w:rFonts w:ascii="Calibri" w:hAnsi="Calibri" w:eastAsia="Calibri"/>
+                <w:b w:val="0"/>
+                <w:sz w:val="20"/>
+              </w:rPr>
+              <w:t xml:space="preserve">, </w:t>
+            </w:r>
+            <w:r>
+              <w:rPr>
+                <w:rFonts w:ascii="Consolas" w:hAnsi="Consolas" w:eastAsia="Consolas"/>
+                <w:b w:val="0"/>
+                <w:color w:val="1E3A5F"/>
+                <w:sz w:val="18"/>
+              </w:rPr>
+              <w:t>list_item</w:t>
+            </w:r>
+          </w:p>
+        </w:tc>
+      </w:tr>
+      <w:tr>
+        <w:tc>
+          <w:tcPr>
+            <w:tcW w:type="dxa" w:w="4752"/>
+          </w:tcPr>
+          <w:p>
+            <w:pPr>
+              <w:spacing w:before="60" w:after="60"/>
+            </w:pPr>
+            <w:r/>
+            <w:r>
+              <w:rPr>
+                <w:rFonts w:ascii="Calibri" w:hAnsi="Calibri" w:eastAsia="Calibri"/>
+                <w:b w:val="0"/>
+                <w:sz w:val="20"/>
+              </w:rPr>
+              <w:t>Smoke test mode</w:t>
+            </w:r>
+          </w:p>
+        </w:tc>
+        <w:tc>
+          <w:tcPr>
+            <w:tcW w:type="dxa" w:w="4752"/>
+          </w:tcPr>
+          <w:p>
+            <w:pPr>
+              <w:spacing w:before="60" w:after="60"/>
+            </w:pPr>
+            <w:r/>
+            <w:r>
+              <w:rPr>
+                <w:rFonts w:ascii="Consolas" w:hAnsi="Consolas" w:eastAsia="Consolas"/>
+                <w:b w:val="0"/>
+                <w:color w:val="1E3A5F"/>
+                <w:sz w:val="18"/>
+              </w:rPr>
+              <w:t>LOCAL_MODE=True</w:t>
+            </w:r>
+            <w:r>
+              <w:rPr>
+                <w:rFonts w:ascii="Calibri" w:hAnsi="Calibri" w:eastAsia="Calibri"/>
+                <w:b w:val="0"/>
+                <w:sz w:val="20"/>
+              </w:rPr>
+              <w:t xml:space="preserve"> (~20 images, 1 epoch) validates paths before the full Colab run</w:t>
+            </w:r>
+          </w:p>
+        </w:tc>
+      </w:tr>
+    </w:tbl>
+    <w:p/>
+    <w:p>
+      <w:pPr>
+        <w:pStyle w:val="Heading4"/>
+      </w:pPr>
+      <w:r>
+        <w:t>3.6.3 Results (local run, verified 27 Jul 2026)</w:t>
+      </w:r>
+    </w:p>
+    <w:p>
+      <w:r>
+        <w:rPr>
+          <w:rFonts w:ascii="Calibri" w:hAnsi="Calibri" w:eastAsia="Calibri"/>
+          <w:b w:val="0"/>
+          <w:sz w:val="22"/>
+        </w:rPr>
+        <w:t>One completed epoch is logged in the local run mirror (</w:t>
+      </w:r>
+      <w:r>
+        <w:rPr>
+          <w:rFonts w:ascii="Consolas" w:hAnsi="Consolas" w:eastAsia="Consolas"/>
+          <w:b w:val="0"/>
+          <w:color w:val="1E3A5F"/>
+          <w:sz w:val="18"/>
+        </w:rPr>
+        <w:t>runs/runs/yolo_ui_detector/runs/yolo_ui_detector/results.csv</w:t>
+      </w:r>
+      <w:r>
+        <w:rPr>
+          <w:rFonts w:ascii="Calibri" w:hAnsi="Calibri" w:eastAsia="Calibri"/>
+          <w:b w:val="0"/>
+          <w:sz w:val="22"/>
+        </w:rPr>
+        <w:t>):</w:t>
+      </w:r>
+    </w:p>
+    <w:tbl>
+      <w:tblPr>
+        <w:tblStyle w:val="TableGrid"/>
+        <w:tblW w:type="auto" w:w="0"/>
+        <w:tblLayout w:type="autofit"/>
+        <w:tblLook w:firstColumn="1" w:firstRow="1" w:lastColumn="0" w:lastRow="0" w:noHBand="0" w:noVBand="1" w:val="04A0"/>
+      </w:tblPr>
+      <w:tblGrid>
+        <w:gridCol w:w="4752"/>
+        <w:gridCol w:w="4752"/>
+      </w:tblGrid>
+      <w:tr>
+        <w:tc>
+          <w:tcPr>
+            <w:tcW w:type="dxa" w:w="4752"/>
+            <w:shd w:fill="1E3A5F" w:val="clear"/>
+          </w:tcPr>
+          <w:p>
+            <w:pPr>
+              <w:spacing w:before="60" w:after="60"/>
+            </w:pPr>
+            <w:r/>
+            <w:r>
+              <w:rPr>
+                <w:rFonts w:ascii="Calibri" w:hAnsi="Calibri" w:eastAsia="Calibri"/>
+                <w:b/>
+                <w:color w:val="FFFFFF"/>
+                <w:sz w:val="20"/>
+              </w:rPr>
+              <w:t>Metric</w:t>
+            </w:r>
+          </w:p>
+        </w:tc>
+        <w:tc>
+          <w:tcPr>
+            <w:tcW w:type="dxa" w:w="4752"/>
+            <w:shd w:fill="1E3A5F" w:val="clear"/>
+          </w:tcPr>
+          <w:p>
+            <w:pPr>
+              <w:spacing w:before="60" w:after="60"/>
+            </w:pPr>
+            <w:r/>
+            <w:r>
+              <w:rPr>
+                <w:rFonts w:ascii="Calibri" w:hAnsi="Calibri" w:eastAsia="Calibri"/>
+                <w:b/>
+                <w:color w:val="FFFFFF"/>
+                <w:sz w:val="20"/>
+              </w:rPr>
+              <w:t>Value</w:t>
+            </w:r>
+          </w:p>
+        </w:tc>
+      </w:tr>
+      <w:tr>
+        <w:tc>
+          <w:tcPr>
+            <w:tcW w:type="dxa" w:w="4752"/>
+          </w:tcPr>
+          <w:p>
+            <w:pPr>
+              <w:spacing w:before="60" w:after="60"/>
+            </w:pPr>
+            <w:r/>
+            <w:r>
+              <w:rPr>
+                <w:rFonts w:ascii="Calibri" w:hAnsi="Calibri" w:eastAsia="Calibri"/>
+                <w:b w:val="0"/>
+                <w:sz w:val="20"/>
+              </w:rPr>
+              <w:t>Precision</w:t>
+            </w:r>
+          </w:p>
+        </w:tc>
+        <w:tc>
+          <w:tcPr>
+            <w:tcW w:type="dxa" w:w="4752"/>
+          </w:tcPr>
+          <w:p>
+            <w:pPr>
+              <w:spacing w:before="60" w:after="60"/>
+            </w:pPr>
+            <w:r/>
+            <w:r>
+              <w:rPr>
+                <w:rFonts w:ascii="Calibri" w:hAnsi="Calibri" w:eastAsia="Calibri"/>
+                <w:b w:val="0"/>
+                <w:sz w:val="20"/>
+              </w:rPr>
+              <w:t>0.4711</w:t>
+            </w:r>
+          </w:p>
+        </w:tc>
+      </w:tr>
+      <w:tr>
+        <w:tc>
+          <w:tcPr>
+            <w:tcW w:type="dxa" w:w="4752"/>
+          </w:tcPr>
+          <w:p>
+            <w:pPr>
+              <w:spacing w:before="60" w:after="60"/>
+            </w:pPr>
+            <w:r/>
+            <w:r>
+              <w:rPr>
+                <w:rFonts w:ascii="Calibri" w:hAnsi="Calibri" w:eastAsia="Calibri"/>
+                <w:b w:val="0"/>
+                <w:sz w:val="20"/>
+              </w:rPr>
+              <w:t>Recall</w:t>
+            </w:r>
+          </w:p>
+        </w:tc>
+        <w:tc>
+          <w:tcPr>
+            <w:tcW w:type="dxa" w:w="4752"/>
+          </w:tcPr>
+          <w:p>
+            <w:pPr>
+              <w:spacing w:before="60" w:after="60"/>
+            </w:pPr>
+            <w:r/>
+            <w:r>
+              <w:rPr>
+                <w:rFonts w:ascii="Calibri" w:hAnsi="Calibri" w:eastAsia="Calibri"/>
+                <w:b w:val="0"/>
+                <w:sz w:val="20"/>
+              </w:rPr>
+              <w:t>0.4196</w:t>
+            </w:r>
+          </w:p>
+        </w:tc>
+      </w:tr>
+      <w:tr>
+        <w:tc>
+          <w:tcPr>
+            <w:tcW w:type="dxa" w:w="4752"/>
+          </w:tcPr>
+          <w:p>
+            <w:pPr>
+              <w:spacing w:before="60" w:after="60"/>
+            </w:pPr>
+            <w:r/>
+            <w:r>
+              <w:rPr>
+                <w:rFonts w:ascii="Calibri" w:hAnsi="Calibri" w:eastAsia="Calibri"/>
+                <w:b w:val="0"/>
+                <w:sz w:val="20"/>
+              </w:rPr>
+              <w:t>mAP50</w:t>
+            </w:r>
+          </w:p>
+        </w:tc>
+        <w:tc>
+          <w:tcPr>
+            <w:tcW w:type="dxa" w:w="4752"/>
+          </w:tcPr>
+          <w:p>
+            <w:pPr>
+              <w:spacing w:before="60" w:after="60"/>
+            </w:pPr>
+            <w:r/>
+            <w:r>
+              <w:rPr>
+                <w:rFonts w:ascii="Calibri" w:hAnsi="Calibri" w:eastAsia="Calibri"/>
+                <w:b w:val="0"/>
+                <w:sz w:val="20"/>
+              </w:rPr>
+              <w:t>0.3971</w:t>
+            </w:r>
+          </w:p>
+        </w:tc>
+      </w:tr>
+      <w:tr>
+        <w:tc>
+          <w:tcPr>
+            <w:tcW w:type="dxa" w:w="4752"/>
+          </w:tcPr>
+          <w:p>
+            <w:pPr>
+              <w:spacing w:before="60" w:after="60"/>
+            </w:pPr>
+            <w:r/>
+            <w:r>
+              <w:rPr>
+                <w:rFonts w:ascii="Calibri" w:hAnsi="Calibri" w:eastAsia="Calibri"/>
+                <w:b w:val="0"/>
+                <w:sz w:val="20"/>
+              </w:rPr>
+              <w:t>mAP50-95</w:t>
+            </w:r>
+          </w:p>
+        </w:tc>
+        <w:tc>
+          <w:tcPr>
+            <w:tcW w:type="dxa" w:w="4752"/>
+          </w:tcPr>
+          <w:p>
+            <w:pPr>
+              <w:spacing w:before="60" w:after="60"/>
+            </w:pPr>
+            <w:r/>
+            <w:r>
+              <w:rPr>
+                <w:rFonts w:ascii="Calibri" w:hAnsi="Calibri" w:eastAsia="Calibri"/>
+                <w:b w:val="0"/>
+                <w:sz w:val="20"/>
+              </w:rPr>
+              <w:t>0.2846</w:t>
+            </w:r>
+          </w:p>
+        </w:tc>
+      </w:tr>
+      <w:tr>
+        <w:tc>
+          <w:tcPr>
+            <w:tcW w:type="dxa" w:w="4752"/>
+          </w:tcPr>
+          <w:p>
+            <w:pPr>
+              <w:spacing w:before="60" w:after="60"/>
+            </w:pPr>
+            <w:r/>
+            <w:r>
+              <w:rPr>
+                <w:rFonts w:ascii="Calibri" w:hAnsi="Calibri" w:eastAsia="Calibri"/>
+                <w:b w:val="0"/>
+                <w:sz w:val="20"/>
+              </w:rPr>
+              <w:t>Train box/cls/dfl loss</w:t>
+            </w:r>
+          </w:p>
+        </w:tc>
+        <w:tc>
+          <w:tcPr>
+            <w:tcW w:type="dxa" w:w="4752"/>
+          </w:tcPr>
+          <w:p>
+            <w:pPr>
+              <w:spacing w:before="60" w:after="60"/>
+            </w:pPr>
+            <w:r/>
+            <w:r>
+              <w:rPr>
+                <w:rFonts w:ascii="Calibri" w:hAnsi="Calibri" w:eastAsia="Calibri"/>
+                <w:b w:val="0"/>
+                <w:sz w:val="20"/>
+              </w:rPr>
+              <w:t>0.987 / 1.390 / 1.194</w:t>
+            </w:r>
+          </w:p>
+        </w:tc>
+      </w:tr>
+      <w:tr>
+        <w:tc>
+          <w:tcPr>
+            <w:tcW w:type="dxa" w:w="4752"/>
+          </w:tcPr>
+          <w:p>
+            <w:pPr>
+              <w:spacing w:before="60" w:after="60"/>
+            </w:pPr>
+            <w:r/>
+            <w:r>
+              <w:rPr>
+                <w:rFonts w:ascii="Calibri" w:hAnsi="Calibri" w:eastAsia="Calibri"/>
+                <w:b w:val="0"/>
+                <w:sz w:val="20"/>
+              </w:rPr>
+              <w:t>Val box/cls/dfl loss</w:t>
+            </w:r>
+          </w:p>
+        </w:tc>
+        <w:tc>
+          <w:tcPr>
+            <w:tcW w:type="dxa" w:w="4752"/>
+          </w:tcPr>
+          <w:p>
+            <w:pPr>
+              <w:spacing w:before="60" w:after="60"/>
+            </w:pPr>
+            <w:r/>
+            <w:r>
+              <w:rPr>
+                <w:rFonts w:ascii="Calibri" w:hAnsi="Calibri" w:eastAsia="Calibri"/>
+                <w:b w:val="0"/>
+                <w:sz w:val="20"/>
+              </w:rPr>
+              <w:t>1.095 / 1.604 / 1.285</w:t>
+            </w:r>
+          </w:p>
+        </w:tc>
+      </w:tr>
+    </w:tbl>
+    <w:p/>
+    <w:p>
+      <w:r>
+        <w:rPr>
+          <w:rFonts w:ascii="Calibri" w:hAnsi="Calibri" w:eastAsia="Calibri"/>
+          <w:b w:val="0"/>
+          <w:sz w:val="22"/>
+        </w:rPr>
+        <w:t xml:space="preserve">Full run artifacts (PR/F1/confusion-matrix plots, prediction samples) and the longer multi-epoch Colab/Drive progression are documented in the Supplementary Progress Report §15C / §15C.7. Best checkpoint exported to </w:t>
+      </w:r>
+      <w:r>
+        <w:rPr>
+          <w:rFonts w:ascii="Consolas" w:hAnsi="Consolas" w:eastAsia="Consolas"/>
+          <w:b w:val="0"/>
+          <w:color w:val="1E3A5F"/>
+          <w:sz w:val="18"/>
+        </w:rPr>
+        <w:t>runs/runs/yolo_ui_detector/export/yolo_ui_detector_best.pt</w:t>
+      </w:r>
+      <w:r>
+        <w:rPr>
+          <w:rFonts w:ascii="Calibri" w:hAnsi="Calibri" w:eastAsia="Calibri"/>
+          <w:b w:val="0"/>
+          <w:sz w:val="22"/>
+        </w:rPr>
+        <w:t xml:space="preserve"> (~19 MB).</w:t>
+      </w:r>
+    </w:p>
+    <w:p>
+      <w:pPr>
+        <w:pStyle w:val="Heading4"/>
+      </w:pPr>
+      <w:r>
+        <w:t>3.6.4 Inference module design</w:t>
+      </w:r>
+    </w:p>
+    <w:p>
+      <w:pPr>
+        <w:spacing w:before="80" w:after="160"/>
+        <w:ind w:left="216"/>
+      </w:pPr>
+      <w:r>
+        <w:rPr>
+          <w:rFonts w:ascii="Consolas" w:hAnsi="Consolas" w:eastAsia="Consolas"/>
+          <w:b w:val="0"/>
+          <w:color w:val="1E3A5F"/>
+          <w:sz w:val="17"/>
+        </w:rPr>
+        <w:t># src/yolo_ui_detector.py (scaffolded)</w:t>
+        <w:br/>
+        <w:t>def detect_ui(image_path: str, weights_path: str = "models/yolo_ui_detector_best.pt") -&gt; dict:</w:t>
+        <w:br/>
+        <w:t xml:space="preserve">    """Run the fine-tuned YOLO detector on a screenshot and return a</w:t>
+        <w:br/>
+        <w:t xml:space="preserve">    components.json-compatible structure (component_id, class, bounds,</w:t>
+        <w:br/>
+        <w:t xml:space="preserve">    inferred=True) built purely from pixel detections."""</w:t>
+      </w:r>
+    </w:p>
+    <w:tbl>
+      <w:tblPr>
+        <w:tblStyle w:val="TableGrid"/>
+        <w:tblW w:type="auto" w:w="0"/>
+        <w:tblLayout w:type="autofit"/>
+        <w:tblLook w:firstColumn="1" w:firstRow="1" w:lastColumn="0" w:lastRow="0" w:noHBand="0" w:noVBand="1" w:val="04A0"/>
+      </w:tblPr>
+      <w:tblGrid>
+        <w:gridCol w:w="4752"/>
+        <w:gridCol w:w="4752"/>
+      </w:tblGrid>
+      <w:tr>
+        <w:tc>
+          <w:tcPr>
+            <w:tcW w:type="dxa" w:w="4752"/>
+            <w:shd w:fill="1E3A5F" w:val="clear"/>
+          </w:tcPr>
+          <w:p>
+            <w:pPr>
+              <w:spacing w:before="60" w:after="60"/>
+            </w:pPr>
+            <w:r/>
+            <w:r>
+              <w:rPr>
+                <w:rFonts w:ascii="Calibri" w:hAnsi="Calibri" w:eastAsia="Calibri"/>
+                <w:b/>
+                <w:color w:val="FFFFFF"/>
+                <w:sz w:val="20"/>
+              </w:rPr>
+              <w:t>Design point</w:t>
+            </w:r>
+          </w:p>
+        </w:tc>
+        <w:tc>
+          <w:tcPr>
+            <w:tcW w:type="dxa" w:w="4752"/>
+            <w:shd w:fill="1E3A5F" w:val="clear"/>
+          </w:tcPr>
+          <w:p>
+            <w:pPr>
+              <w:spacing w:before="60" w:after="60"/>
+            </w:pPr>
+            <w:r/>
+            <w:r>
+              <w:rPr>
+                <w:rFonts w:ascii="Calibri" w:hAnsi="Calibri" w:eastAsia="Calibri"/>
+                <w:b/>
+                <w:color w:val="FFFFFF"/>
+                <w:sz w:val="20"/>
+              </w:rPr>
+              <w:t>Detail</w:t>
+            </w:r>
+          </w:p>
+        </w:tc>
+      </w:tr>
+      <w:tr>
+        <w:tc>
+          <w:tcPr>
+            <w:tcW w:type="dxa" w:w="4752"/>
+          </w:tcPr>
+          <w:p>
+            <w:pPr>
+              <w:spacing w:before="60" w:after="60"/>
+            </w:pPr>
+            <w:r/>
+            <w:r>
+              <w:rPr>
+                <w:rFonts w:ascii="Calibri" w:hAnsi="Calibri" w:eastAsia="Calibri"/>
+                <w:b w:val="0"/>
+                <w:sz w:val="20"/>
+              </w:rPr>
+              <w:t>Output shape</w:t>
+            </w:r>
+          </w:p>
+        </w:tc>
+        <w:tc>
+          <w:tcPr>
+            <w:tcW w:type="dxa" w:w="4752"/>
+          </w:tcPr>
+          <w:p>
+            <w:pPr>
+              <w:spacing w:before="60" w:after="60"/>
+            </w:pPr>
+            <w:r/>
+            <w:r>
+              <w:rPr>
+                <w:rFonts w:ascii="Calibri" w:hAnsi="Calibri" w:eastAsia="Calibri"/>
+                <w:b w:val="0"/>
+                <w:sz w:val="20"/>
+              </w:rPr>
+              <w:t xml:space="preserve">Matches §4.2 </w:t>
+            </w:r>
+            <w:r>
+              <w:rPr>
+                <w:rFonts w:ascii="Consolas" w:hAnsi="Consolas" w:eastAsia="Consolas"/>
+                <w:b w:val="0"/>
+                <w:color w:val="1E3A5F"/>
+                <w:sz w:val="18"/>
+              </w:rPr>
+              <w:t>components.json</w:t>
+            </w:r>
+            <w:r>
+              <w:rPr>
+                <w:rFonts w:ascii="Calibri" w:hAnsi="Calibri" w:eastAsia="Calibri"/>
+                <w:b w:val="0"/>
+                <w:sz w:val="20"/>
+              </w:rPr>
+              <w:t xml:space="preserve"> schema, with each component tagged </w:t>
+            </w:r>
+            <w:r>
+              <w:rPr>
+                <w:rFonts w:ascii="Consolas" w:hAnsi="Consolas" w:eastAsia="Consolas"/>
+                <w:b w:val="0"/>
+                <w:color w:val="1E3A5F"/>
+                <w:sz w:val="18"/>
+              </w:rPr>
+              <w:t>inferred: true</w:t>
+            </w:r>
+            <w:r>
+              <w:rPr>
+                <w:rFonts w:ascii="Calibri" w:hAnsi="Calibri" w:eastAsia="Calibri"/>
+                <w:b w:val="0"/>
+                <w:sz w:val="20"/>
+              </w:rPr>
+              <w:t xml:space="preserve"> (no </w:t>
+            </w:r>
+            <w:r>
+              <w:rPr>
+                <w:rFonts w:ascii="Consolas" w:hAnsi="Consolas" w:eastAsia="Consolas"/>
+                <w:b w:val="0"/>
+                <w:color w:val="1E3A5F"/>
+                <w:sz w:val="18"/>
+              </w:rPr>
+              <w:t>text</w:t>
+            </w:r>
+            <w:r>
+              <w:rPr>
+                <w:rFonts w:ascii="Calibri" w:hAnsi="Calibri" w:eastAsia="Calibri"/>
+                <w:b w:val="0"/>
+                <w:sz w:val="20"/>
+              </w:rPr>
+              <w:t xml:space="preserve"> / </w:t>
+            </w:r>
+            <w:r>
+              <w:rPr>
+                <w:rFonts w:ascii="Consolas" w:hAnsi="Consolas" w:eastAsia="Consolas"/>
+                <w:b w:val="0"/>
+                <w:color w:val="1E3A5F"/>
+                <w:sz w:val="18"/>
+              </w:rPr>
+              <w:t>content_desc</w:t>
+            </w:r>
+            <w:r>
+              <w:rPr>
+                <w:rFonts w:ascii="Calibri" w:hAnsi="Calibri" w:eastAsia="Calibri"/>
+                <w:b w:val="0"/>
+                <w:sz w:val="20"/>
+              </w:rPr>
+              <w:t xml:space="preserve"> — YOLO does not read text)</w:t>
+            </w:r>
+          </w:p>
+        </w:tc>
+      </w:tr>
+      <w:tr>
+        <w:tc>
+          <w:tcPr>
+            <w:tcW w:type="dxa" w:w="4752"/>
+          </w:tcPr>
+          <w:p>
+            <w:pPr>
+              <w:spacing w:before="60" w:after="60"/>
+            </w:pPr>
+            <w:r/>
+            <w:r>
+              <w:rPr>
+                <w:rFonts w:ascii="Calibri" w:hAnsi="Calibri" w:eastAsia="Calibri"/>
+                <w:b w:val="0"/>
+                <w:sz w:val="20"/>
+              </w:rPr>
+              <w:t>Confidence</w:t>
+            </w:r>
+          </w:p>
+        </w:tc>
+        <w:tc>
+          <w:tcPr>
+            <w:tcW w:type="dxa" w:w="4752"/>
+          </w:tcPr>
+          <w:p>
+            <w:pPr>
+              <w:spacing w:before="60" w:after="60"/>
+            </w:pPr>
+            <w:r/>
+            <w:r>
+              <w:rPr>
+                <w:rFonts w:ascii="Calibri" w:hAnsi="Calibri" w:eastAsia="Calibri"/>
+                <w:b w:val="0"/>
+                <w:sz w:val="20"/>
+              </w:rPr>
+              <w:t>Detections below a configurable confidence threshold are dropped before rule checking</w:t>
+            </w:r>
+          </w:p>
+        </w:tc>
+      </w:tr>
+      <w:tr>
+        <w:tc>
+          <w:tcPr>
+            <w:tcW w:type="dxa" w:w="4752"/>
+          </w:tcPr>
+          <w:p>
+            <w:pPr>
+              <w:spacing w:before="60" w:after="60"/>
+            </w:pPr>
+            <w:r/>
+            <w:r>
+              <w:rPr>
+                <w:rFonts w:ascii="Calibri" w:hAnsi="Calibri" w:eastAsia="Calibri"/>
+                <w:b w:val="0"/>
+                <w:sz w:val="20"/>
+              </w:rPr>
+              <w:t>Integration point (planned)</w:t>
+            </w:r>
+          </w:p>
+        </w:tc>
+        <w:tc>
+          <w:tcPr>
+            <w:tcW w:type="dxa" w:w="4752"/>
+          </w:tcPr>
+          <w:p>
+            <w:pPr>
+              <w:spacing w:before="60" w:after="60"/>
+            </w:pPr>
+            <w:r/>
+            <w:r>
+              <w:rPr>
+                <w:rFonts w:ascii="Consolas" w:hAnsi="Consolas" w:eastAsia="Consolas"/>
+                <w:b w:val="0"/>
+                <w:color w:val="1E3A5F"/>
+                <w:sz w:val="18"/>
+              </w:rPr>
+              <w:t>backend/services/pipeline.py</w:t>
+            </w:r>
+            <w:r>
+              <w:rPr>
+                <w:rFonts w:ascii="Calibri" w:hAnsi="Calibri" w:eastAsia="Calibri"/>
+                <w:b w:val="0"/>
+                <w:sz w:val="20"/>
+              </w:rPr>
+              <w:t xml:space="preserve"> — if XML parsing fails or is absent, fall back to </w:t>
+            </w:r>
+            <w:r>
+              <w:rPr>
+                <w:rFonts w:ascii="Consolas" w:hAnsi="Consolas" w:eastAsia="Consolas"/>
+                <w:b w:val="0"/>
+                <w:color w:val="1E3A5F"/>
+                <w:sz w:val="18"/>
+              </w:rPr>
+              <w:t>detect_ui(screenshot)</w:t>
+            </w:r>
+            <w:r>
+              <w:rPr>
+                <w:rFonts w:ascii="Calibri" w:hAnsi="Calibri" w:eastAsia="Calibri"/>
+                <w:b w:val="0"/>
+                <w:sz w:val="20"/>
+              </w:rPr>
+              <w:t xml:space="preserve"> instead of </w:t>
+            </w:r>
+            <w:r>
+              <w:rPr>
+                <w:rFonts w:ascii="Consolas" w:hAnsi="Consolas" w:eastAsia="Consolas"/>
+                <w:b w:val="0"/>
+                <w:color w:val="1E3A5F"/>
+                <w:sz w:val="18"/>
+              </w:rPr>
+              <w:t>parse_xml_file(...)</w:t>
+            </w:r>
+            <w:r>
+              <w:rPr>
+                <w:rFonts w:ascii="Calibri" w:hAnsi="Calibri" w:eastAsia="Calibri"/>
+                <w:b w:val="0"/>
+                <w:sz w:val="20"/>
+              </w:rPr>
+              <w:t xml:space="preserve"> before handing off to the rule engine (§3.2)</w:t>
+            </w:r>
+          </w:p>
+        </w:tc>
+      </w:tr>
+      <w:tr>
+        <w:tc>
+          <w:tcPr>
+            <w:tcW w:type="dxa" w:w="4752"/>
+          </w:tcPr>
+          <w:p>
+            <w:pPr>
+              <w:spacing w:before="60" w:after="60"/>
+            </w:pPr>
+            <w:r/>
+            <w:r>
+              <w:rPr>
+                <w:rFonts w:ascii="Calibri" w:hAnsi="Calibri" w:eastAsia="Calibri"/>
+                <w:b w:val="0"/>
+                <w:sz w:val="20"/>
+              </w:rPr>
+              <w:t>Rule-engine impact</w:t>
+            </w:r>
+          </w:p>
+        </w:tc>
+        <w:tc>
+          <w:tcPr>
+            <w:tcW w:type="dxa" w:w="4752"/>
+          </w:tcPr>
+          <w:p>
+            <w:pPr>
+              <w:spacing w:before="60" w:after="60"/>
+            </w:pPr>
+            <w:r/>
+            <w:r>
+              <w:rPr>
+                <w:rFonts w:ascii="Calibri" w:hAnsi="Calibri" w:eastAsia="Calibri"/>
+                <w:b w:val="0"/>
+                <w:sz w:val="20"/>
+              </w:rPr>
+              <w:t>Rules that depend on XML-only fields (</w:t>
+            </w:r>
+            <w:r>
+              <w:rPr>
+                <w:rFonts w:ascii="Consolas" w:hAnsi="Consolas" w:eastAsia="Consolas"/>
+                <w:b w:val="0"/>
+                <w:color w:val="1E3A5F"/>
+                <w:sz w:val="18"/>
+              </w:rPr>
+              <w:t>content-desc</w:t>
+            </w:r>
+            <w:r>
+              <w:rPr>
+                <w:rFonts w:ascii="Calibri" w:hAnsi="Calibri" w:eastAsia="Calibri"/>
+                <w:b w:val="0"/>
+                <w:sz w:val="20"/>
+              </w:rPr>
+              <w:t xml:space="preserve">, </w:t>
+            </w:r>
+            <w:r>
+              <w:rPr>
+                <w:rFonts w:ascii="Consolas" w:hAnsi="Consolas" w:eastAsia="Consolas"/>
+                <w:b w:val="0"/>
+                <w:color w:val="1E3A5F"/>
+                <w:sz w:val="18"/>
+              </w:rPr>
+              <w:t>focus_order</w:t>
+            </w:r>
+            <w:r>
+              <w:rPr>
+                <w:rFonts w:ascii="Calibri" w:hAnsi="Calibri" w:eastAsia="Calibri"/>
+                <w:b w:val="0"/>
+                <w:sz w:val="20"/>
+              </w:rPr>
+              <w:t xml:space="preserve">, </w:t>
+            </w:r>
+            <w:r>
+              <w:rPr>
+                <w:rFonts w:ascii="Consolas" w:hAnsi="Consolas" w:eastAsia="Consolas"/>
+                <w:b w:val="0"/>
+                <w:color w:val="1E3A5F"/>
+                <w:sz w:val="18"/>
+              </w:rPr>
+              <w:t>hint</w:t>
+            </w:r>
+            <w:r>
+              <w:rPr>
+                <w:rFonts w:ascii="Calibri" w:hAnsi="Calibri" w:eastAsia="Calibri"/>
+                <w:b w:val="0"/>
+                <w:sz w:val="20"/>
+              </w:rPr>
+              <w:t>, etc. — see §3.1.5) are expected to under-fire on YOLO-only input; this is a known, documented limitation, not silently hidden (FR-CV.7)</w:t>
+            </w:r>
+          </w:p>
+        </w:tc>
+      </w:tr>
+    </w:tbl>
+    <w:p/>
+    <w:p>
+      <w:r>
+        <w:rPr>
+          <w:rFonts w:ascii="Calibri" w:hAnsi="Calibri" w:eastAsia="Calibri"/>
+          <w:b/>
+          <w:sz w:val="22"/>
+        </w:rPr>
+        <w:t>Not yet done:</w:t>
+      </w:r>
+      <w:r>
+        <w:rPr>
+          <w:rFonts w:ascii="Calibri" w:hAnsi="Calibri" w:eastAsia="Calibri"/>
+          <w:b w:val="0"/>
+          <w:sz w:val="22"/>
+        </w:rPr>
+        <w:t xml:space="preserve"> pipeline wiring (fallback trigger in </w:t>
+      </w:r>
+      <w:r>
+        <w:rPr>
+          <w:rFonts w:ascii="Consolas" w:hAnsi="Consolas" w:eastAsia="Consolas"/>
+          <w:b w:val="0"/>
+          <w:color w:val="1E3A5F"/>
+          <w:sz w:val="18"/>
+        </w:rPr>
+        <w:t>pipeline.py</w:t>
+      </w:r>
+      <w:r>
+        <w:rPr>
+          <w:rFonts w:ascii="Calibri" w:hAnsi="Calibri" w:eastAsia="Calibri"/>
+          <w:b w:val="0"/>
+          <w:sz w:val="22"/>
+        </w:rPr>
+        <w:t>), Rico holdout zero-shot/fine-tuned comparison, and full 60-epoch convergence. Tracked in Progress Report §15C.6 Next steps.</w:t>
       </w:r>
     </w:p>
     <w:p>
@@ -20779,6 +22852,107 @@
                 <w:sz w:val="18"/>
               </w:rPr>
               <w:t>backend/routers/</w:t>
+            </w:r>
+          </w:p>
+        </w:tc>
+      </w:tr>
+      <w:tr>
+        <w:tc>
+          <w:tcPr>
+            <w:tcW w:type="dxa" w:w="3168"/>
+          </w:tcPr>
+          <w:p>
+            <w:pPr>
+              <w:spacing w:before="60" w:after="60"/>
+            </w:pPr>
+            <w:r/>
+            <w:r>
+              <w:rPr>
+                <w:rFonts w:ascii="Calibri" w:hAnsi="Calibri" w:eastAsia="Calibri"/>
+                <w:b w:val="0"/>
+                <w:sz w:val="20"/>
+              </w:rPr>
+              <w:t>FR-CV.4–7</w:t>
+            </w:r>
+          </w:p>
+        </w:tc>
+        <w:tc>
+          <w:tcPr>
+            <w:tcW w:type="dxa" w:w="3168"/>
+          </w:tcPr>
+          <w:p>
+            <w:pPr>
+              <w:spacing w:before="60" w:after="60"/>
+            </w:pPr>
+            <w:r/>
+            <w:r>
+              <w:rPr>
+                <w:rFonts w:ascii="Calibri" w:hAnsi="Calibri" w:eastAsia="Calibri"/>
+                <w:b w:val="0"/>
+                <w:sz w:val="20"/>
+              </w:rPr>
+              <w:t>§3.6</w:t>
+            </w:r>
+          </w:p>
+        </w:tc>
+        <w:tc>
+          <w:tcPr>
+            <w:tcW w:type="dxa" w:w="3168"/>
+          </w:tcPr>
+          <w:p>
+            <w:pPr>
+              <w:spacing w:before="60" w:after="60"/>
+            </w:pPr>
+            <w:r/>
+            <w:r>
+              <w:rPr>
+                <w:rFonts w:ascii="Consolas" w:hAnsi="Consolas" w:eastAsia="Consolas"/>
+                <w:b w:val="0"/>
+                <w:color w:val="1E3A5F"/>
+                <w:sz w:val="18"/>
+              </w:rPr>
+              <w:t>src/yolo_ui_detector.py</w:t>
+            </w:r>
+            <w:r>
+              <w:rPr>
+                <w:rFonts w:ascii="Calibri" w:hAnsi="Calibri" w:eastAsia="Calibri"/>
+                <w:b w:val="0"/>
+                <w:sz w:val="20"/>
+              </w:rPr>
+              <w:t xml:space="preserve">, </w:t>
+            </w:r>
+            <w:r>
+              <w:rPr>
+                <w:rFonts w:ascii="Consolas" w:hAnsi="Consolas" w:eastAsia="Consolas"/>
+                <w:b w:val="0"/>
+                <w:color w:val="1E3A5F"/>
+                <w:sz w:val="18"/>
+              </w:rPr>
+              <w:t>notebooks/train_yolo_ui_detector.ipynb</w:t>
+            </w:r>
+            <w:r>
+              <w:rPr>
+                <w:rFonts w:ascii="Calibri" w:hAnsi="Calibri" w:eastAsia="Calibri"/>
+                <w:b w:val="0"/>
+                <w:sz w:val="20"/>
+              </w:rPr>
+              <w:t xml:space="preserve"> (</w:t>
+            </w:r>
+            <w:r>
+              <w:rPr>
+                <w:rFonts w:ascii="Calibri" w:hAnsi="Calibri" w:eastAsia="Calibri"/>
+                <w:b/>
+                <w:sz w:val="20"/>
+              </w:rPr>
+              <w:t>In progress</w:t>
+            </w:r>
+            <w:r>
+              <w:rPr>
+                <w:rFonts w:ascii="Calibri" w:hAnsi="Calibri" w:eastAsia="Calibri"/>
+                <w:b w:val="0"/>
+                <w:sz w:val="20"/>
+              </w:rPr>
+              <w:t>)</w:t>
             </w:r>
           </w:p>
         </w:tc>
@@ -22502,6 +24676,227 @@
                 <w:sz w:val="20"/>
               </w:rPr>
               <w:t>Prototype per-user audit history (score + screenshot/XML names)</w:t>
+            </w:r>
+          </w:p>
+        </w:tc>
+      </w:tr>
+      <w:tr>
+        <w:tc>
+          <w:tcPr>
+            <w:tcW w:type="dxa" w:w="4752"/>
+          </w:tcPr>
+          <w:p>
+            <w:pPr>
+              <w:spacing w:before="60" w:after="60"/>
+            </w:pPr>
+            <w:r/>
+            <w:r>
+              <w:rPr>
+                <w:rFonts w:ascii="Consolas" w:hAnsi="Consolas" w:eastAsia="Consolas"/>
+                <w:b w:val="0"/>
+                <w:color w:val="1E3A5F"/>
+                <w:sz w:val="18"/>
+              </w:rPr>
+              <w:t>src/yolo_ui_detector.py</w:t>
+            </w:r>
+          </w:p>
+        </w:tc>
+        <w:tc>
+          <w:tcPr>
+            <w:tcW w:type="dxa" w:w="4752"/>
+          </w:tcPr>
+          <w:p>
+            <w:pPr>
+              <w:spacing w:before="60" w:after="60"/>
+            </w:pPr>
+            <w:r/>
+            <w:r>
+              <w:rPr>
+                <w:rFonts w:ascii="Calibri" w:hAnsi="Calibri" w:eastAsia="Calibri"/>
+                <w:b w:val="0"/>
+                <w:sz w:val="20"/>
+              </w:rPr>
+              <w:t>Screenshot-only YOLO fallback inference (</w:t>
+            </w:r>
+            <w:r>
+              <w:rPr>
+                <w:rFonts w:ascii="Calibri" w:hAnsi="Calibri" w:eastAsia="Calibri"/>
+                <w:b/>
+                <w:sz w:val="20"/>
+              </w:rPr>
+              <w:t>In progress</w:t>
+            </w:r>
+            <w:r>
+              <w:rPr>
+                <w:rFonts w:ascii="Calibri" w:hAnsi="Calibri" w:eastAsia="Calibri"/>
+                <w:b w:val="0"/>
+                <w:sz w:val="20"/>
+              </w:rPr>
+              <w:t>; scaffolded)</w:t>
+            </w:r>
+          </w:p>
+        </w:tc>
+      </w:tr>
+      <w:tr>
+        <w:tc>
+          <w:tcPr>
+            <w:tcW w:type="dxa" w:w="4752"/>
+          </w:tcPr>
+          <w:p>
+            <w:pPr>
+              <w:spacing w:before="60" w:after="60"/>
+            </w:pPr>
+            <w:r/>
+            <w:r>
+              <w:rPr>
+                <w:rFonts w:ascii="Consolas" w:hAnsi="Consolas" w:eastAsia="Consolas"/>
+                <w:b w:val="0"/>
+                <w:color w:val="1E3A5F"/>
+                <w:sz w:val="18"/>
+              </w:rPr>
+              <w:t>notebooks/train_yolo_ui_detector.ipynb</w:t>
+            </w:r>
+          </w:p>
+        </w:tc>
+        <w:tc>
+          <w:tcPr>
+            <w:tcW w:type="dxa" w:w="4752"/>
+          </w:tcPr>
+          <w:p>
+            <w:pPr>
+              <w:spacing w:before="60" w:after="60"/>
+            </w:pPr>
+            <w:r/>
+            <w:r>
+              <w:rPr>
+                <w:rFonts w:ascii="Calibri" w:hAnsi="Calibri" w:eastAsia="Calibri"/>
+                <w:b w:val="0"/>
+                <w:sz w:val="20"/>
+              </w:rPr>
+              <w:t>YOLO training notebook (Salar → Noor Colab T4 run)</w:t>
+            </w:r>
+          </w:p>
+        </w:tc>
+      </w:tr>
+      <w:tr>
+        <w:tc>
+          <w:tcPr>
+            <w:tcW w:type="dxa" w:w="4752"/>
+          </w:tcPr>
+          <w:p>
+            <w:pPr>
+              <w:spacing w:before="60" w:after="60"/>
+            </w:pPr>
+            <w:r/>
+            <w:r>
+              <w:rPr>
+                <w:rFonts w:ascii="Consolas" w:hAnsi="Consolas" w:eastAsia="Consolas"/>
+                <w:b w:val="0"/>
+                <w:color w:val="1E3A5F"/>
+                <w:sz w:val="18"/>
+              </w:rPr>
+              <w:t>runs/runs/yolo_ui_detector/export/yolo_ui_detector_best.pt</w:t>
+            </w:r>
+          </w:p>
+        </w:tc>
+        <w:tc>
+          <w:tcPr>
+            <w:tcW w:type="dxa" w:w="4752"/>
+          </w:tcPr>
+          <w:p>
+            <w:pPr>
+              <w:spacing w:before="60" w:after="60"/>
+            </w:pPr>
+            <w:r/>
+            <w:r>
+              <w:rPr>
+                <w:rFonts w:ascii="Calibri" w:hAnsi="Calibri" w:eastAsia="Calibri"/>
+                <w:b w:val="0"/>
+                <w:sz w:val="20"/>
+              </w:rPr>
+              <w:t>Exported best checkpoint (~19 MB)</w:t>
+            </w:r>
+          </w:p>
+        </w:tc>
+      </w:tr>
+      <w:tr>
+        <w:tc>
+          <w:tcPr>
+            <w:tcW w:type="dxa" w:w="4752"/>
+          </w:tcPr>
+          <w:p>
+            <w:pPr>
+              <w:spacing w:before="60" w:after="60"/>
+            </w:pPr>
+            <w:r/>
+            <w:r>
+              <w:rPr>
+                <w:rFonts w:ascii="Consolas" w:hAnsi="Consolas" w:eastAsia="Consolas"/>
+                <w:b w:val="0"/>
+                <w:color w:val="1E3A5F"/>
+                <w:sz w:val="18"/>
+              </w:rPr>
+              <w:t>runs/runs/yolo_ui_detector/runs/yolo_ui_detector/{args.yaml,results.csv,*.png,*.jpg}</w:t>
+            </w:r>
+          </w:p>
+        </w:tc>
+        <w:tc>
+          <w:tcPr>
+            <w:tcW w:type="dxa" w:w="4752"/>
+          </w:tcPr>
+          <w:p>
+            <w:pPr>
+              <w:spacing w:before="60" w:after="60"/>
+            </w:pPr>
+            <w:r/>
+            <w:r>
+              <w:rPr>
+                <w:rFonts w:ascii="Calibri" w:hAnsi="Calibri" w:eastAsia="Calibri"/>
+                <w:b w:val="0"/>
+                <w:sz w:val="20"/>
+              </w:rPr>
+              <w:t>Full local training run config, metrics, and plots (see SDS §3.6.3, Progress Report §15C.7)</w:t>
+            </w:r>
+          </w:p>
+        </w:tc>
+      </w:tr>
+      <w:tr>
+        <w:tc>
+          <w:tcPr>
+            <w:tcW w:type="dxa" w:w="4752"/>
+          </w:tcPr>
+          <w:p>
+            <w:pPr>
+              <w:spacing w:before="60" w:after="60"/>
+            </w:pPr>
+            <w:r/>
+            <w:r>
+              <w:rPr>
+                <w:rFonts w:ascii="Consolas" w:hAnsi="Consolas" w:eastAsia="Consolas"/>
+                <w:b w:val="0"/>
+                <w:color w:val="1E3A5F"/>
+                <w:sz w:val="18"/>
+              </w:rPr>
+              <w:t>runs/runs/yolo_ui_detector/{yolo_dataset,rico_yolo_dataset}/dataset.yaml</w:t>
+            </w:r>
+          </w:p>
+        </w:tc>
+        <w:tc>
+          <w:tcPr>
+            <w:tcW w:type="dxa" w:w="4752"/>
+          </w:tcPr>
+          <w:p>
+            <w:pPr>
+              <w:spacing w:before="60" w:after="60"/>
+            </w:pPr>
+            <w:r/>
+            <w:r>
+              <w:rPr>
+                <w:rFonts w:ascii="Calibri" w:hAnsi="Calibri" w:eastAsia="Calibri"/>
+                <w:b w:val="0"/>
+                <w:sz w:val="20"/>
+              </w:rPr>
+              <w:t>MASC train config vs Rico holdout eval-only config</w:t>
             </w:r>
           </w:p>
         </w:tc>

--- a/sds/SDS_Agentic_Accessibility_Auditor_v2.0.docx
+++ b/sds/SDS_Agentic_Accessibility_Auditor_v2.0.docx
@@ -1713,7 +1713,7 @@
                 <w:b w:val="0"/>
                 <w:sz w:val="20"/>
               </w:rPr>
-              <w:t>); Appendix B file map + §14 traceability updated; SRS FR-CV.4–7 cross-reference; Progress Report v1.22 artifact inventory sync</w:t>
+              <w:t>); Appendix B file map + §14 traceability updated; SRS FR-CV.4–7 cross-reference; Progress Report v1.23 comprehensive embedded visuals + outputs sync (§15D–15F)</w:t>
             </w:r>
           </w:p>
         </w:tc>
